--- a/docs/BL3/CESIZen-Plan-Deploiement.docx
+++ b/docs/BL3/CESIZen-Plan-Deploiement.docx
@@ -725,6 +725,123 @@
     </w:p>
     <w:p>
       <w:pPr>
+        <w:spacing w:after="120" w:line="276"/>
+      </w:pPr>
+      <w:r>
+        <w:rPr>
+          <w:b/>
+          <w:bCs/>
+          <w:sz w:val="21"/>
+          <w:szCs w:val="21"/>
+        </w:rPr>
+        <w:t xml:space="preserve">Versionnement et releases. </w:t>
+      </w:r>
+      <w:r>
+        <w:rPr>
+          <w:sz w:val="21"/>
+          <w:szCs w:val="21"/>
+        </w:rPr>
+        <w:t xml:space="preserve">Chaque livraison sur </w:t>
+      </w:r>
+      <w:r>
+        <w:rPr>
+          <w:rFonts w:ascii="Consolas" w:cs="Consolas" w:eastAsia="Consolas" w:hAnsi="Consolas"/>
+          <w:color w:val="2C5F4A"/>
+          <w:sz w:val="19"/>
+          <w:szCs w:val="19"/>
+        </w:rPr>
+        <w:t xml:space="preserve">main</w:t>
+      </w:r>
+      <w:r>
+        <w:rPr>
+          <w:sz w:val="21"/>
+          <w:szCs w:val="21"/>
+        </w:rPr>
+        <w:t xml:space="preserve"> est taguée en SemVer (</w:t>
+      </w:r>
+      <w:r>
+        <w:rPr>
+          <w:rFonts w:ascii="Consolas" w:cs="Consolas" w:eastAsia="Consolas" w:hAnsi="Consolas"/>
+          <w:color w:val="2C5F4A"/>
+          <w:sz w:val="19"/>
+          <w:szCs w:val="19"/>
+        </w:rPr>
+        <w:t xml:space="preserve">git tag -a vX.Y.Z</w:t>
+      </w:r>
+      <w:r>
+        <w:rPr>
+          <w:sz w:val="21"/>
+          <w:szCs w:val="21"/>
+        </w:rPr>
+        <w:t xml:space="preserve">). Le tag </w:t>
+      </w:r>
+      <w:r>
+        <w:rPr>
+          <w:rFonts w:ascii="Consolas" w:cs="Consolas" w:eastAsia="Consolas" w:hAnsi="Consolas"/>
+          <w:color w:val="2C5F4A"/>
+          <w:sz w:val="19"/>
+          <w:szCs w:val="19"/>
+        </w:rPr>
+        <w:t xml:space="preserve">v1.0.0</w:t>
+      </w:r>
+      <w:r>
+        <w:rPr>
+          <w:sz w:val="21"/>
+          <w:szCs w:val="21"/>
+        </w:rPr>
+        <w:t xml:space="preserve"> a été créé et poussé ; la CI se déclenche également sur les tags </w:t>
+      </w:r>
+      <w:r>
+        <w:rPr>
+          <w:rFonts w:ascii="Consolas" w:cs="Consolas" w:eastAsia="Consolas" w:hAnsi="Consolas"/>
+          <w:color w:val="2C5F4A"/>
+          <w:sz w:val="19"/>
+          <w:szCs w:val="19"/>
+        </w:rPr>
+        <w:t xml:space="preserve">v*.*.*</w:t>
+      </w:r>
+      <w:r>
+        <w:rPr>
+          <w:sz w:val="21"/>
+          <w:szCs w:val="21"/>
+        </w:rPr>
+        <w:t xml:space="preserve">. </w:t>
+      </w:r>
+      <w:r>
+        <w:rPr>
+          <w:b/>
+          <w:bCs/>
+          <w:sz w:val="21"/>
+          <w:szCs w:val="21"/>
+        </w:rPr>
+        <w:t xml:space="preserve">Écart identifié : </w:t>
+      </w:r>
+      <w:r>
+        <w:rPr>
+          <w:sz w:val="21"/>
+          <w:szCs w:val="21"/>
+        </w:rPr>
+        <w:t xml:space="preserve">la création automatique d'une GitHub Release à chaque tag (notes de version, artefacts attachés) n'est pas encore en place — à ajouter via un workflow déclenché sur </w:t>
+      </w:r>
+      <w:r>
+        <w:rPr>
+          <w:rFonts w:ascii="Consolas" w:cs="Consolas" w:eastAsia="Consolas" w:hAnsi="Consolas"/>
+          <w:color w:val="2C5F4A"/>
+          <w:sz w:val="19"/>
+          <w:szCs w:val="19"/>
+        </w:rPr>
+        <w:t xml:space="preserve">push: tags</w:t>
+      </w:r>
+      <w:r>
+        <w:rPr>
+          <w:sz w:val="21"/>
+          <w:szCs w:val="21"/>
+        </w:rPr>
+        <w:t xml:space="preserve">.</w:t>
+      </w:r>
+    </w:p>
+    <w:p>
+      <w:pPr>
         <w:pStyle w:val="Heading1"/>
         <w:spacing w:after="160" w:before="320"/>
       </w:pPr>
@@ -1409,6 +1526,1319 @@
         <w:t xml:space="preserve">5. Environnements</w:t>
       </w:r>
     </w:p>
+    <w:p>
+      <w:pPr>
+        <w:spacing w:after="120" w:line="276"/>
+      </w:pPr>
+      <w:r>
+        <w:rPr>
+          <w:sz w:val="21"/>
+          <w:szCs w:val="21"/>
+        </w:rPr>
+        <w:t xml:space="preserve">Deux environnements sont mis en œuvre : développement (local) et production. Un environnement de recette (staging) est conçu mais non déployé, faute d'infrastructure d'hébergement.</w:t>
+      </w:r>
+    </w:p>
+    <w:tbl>
+      <w:tblPr>
+        <w:tblW w:type="dxa" w:w="9026"/>
+        <w:tblBorders>
+          <w:top w:val="single" w:color="auto" w:sz="4"/>
+          <w:left w:val="single" w:color="auto" w:sz="4"/>
+          <w:bottom w:val="single" w:color="auto" w:sz="4"/>
+          <w:right w:val="single" w:color="auto" w:sz="4"/>
+          <w:insideH w:val="single" w:color="auto" w:sz="4"/>
+          <w:insideV w:val="single" w:color="auto" w:sz="4"/>
+        </w:tblBorders>
+      </w:tblPr>
+      <w:tblGrid>
+        <w:gridCol w:w="1900"/>
+        <w:gridCol w:w="2500"/>
+        <w:gridCol w:w="2000"/>
+        <w:gridCol w:w="2626"/>
+      </w:tblGrid>
+      <w:tr>
+        <w:trPr>
+          <w:tblHeader/>
+        </w:trPr>
+        <w:tc>
+          <w:tcPr>
+            <w:tcW w:type="dxa" w:w="1900"/>
+            <w:tcBorders>
+              <w:top w:val="single" w:color="C9D6CE" w:sz="2"/>
+              <w:left w:val="single" w:color="C9D6CE" w:sz="2"/>
+              <w:bottom w:val="single" w:color="C9D6CE" w:sz="2"/>
+              <w:right w:val="single" w:color="C9D6CE" w:sz="2"/>
+            </w:tcBorders>
+            <w:shd w:fill="4B6B59" w:color="auto" w:val="clear"/>
+            <w:tcMar>
+              <w:top w:type="dxa" w:w="60"/>
+              <w:left w:type="dxa" w:w="100"/>
+              <w:bottom w:type="dxa" w:w="60"/>
+              <w:right w:type="dxa" w:w="100"/>
+            </w:tcMar>
+          </w:tcPr>
+          <w:p>
+            <w:r>
+              <w:rPr>
+                <w:b/>
+                <w:bCs/>
+                <w:color w:val="FFFFFF"/>
+                <w:sz w:val="19"/>
+                <w:szCs w:val="19"/>
+              </w:rPr>
+              <w:t xml:space="preserve">Paramètre</w:t>
+            </w:r>
+          </w:p>
+        </w:tc>
+        <w:tc>
+          <w:tcPr>
+            <w:tcW w:type="dxa" w:w="2500"/>
+            <w:tcBorders>
+              <w:top w:val="single" w:color="C9D6CE" w:sz="2"/>
+              <w:left w:val="single" w:color="C9D6CE" w:sz="2"/>
+              <w:bottom w:val="single" w:color="C9D6CE" w:sz="2"/>
+              <w:right w:val="single" w:color="C9D6CE" w:sz="2"/>
+            </w:tcBorders>
+            <w:shd w:fill="4B6B59" w:color="auto" w:val="clear"/>
+            <w:tcMar>
+              <w:top w:type="dxa" w:w="60"/>
+              <w:left w:type="dxa" w:w="100"/>
+              <w:bottom w:type="dxa" w:w="60"/>
+              <w:right w:type="dxa" w:w="100"/>
+            </w:tcMar>
+          </w:tcPr>
+          <w:p>
+            <w:r>
+              <w:rPr>
+                <w:b/>
+                <w:bCs/>
+                <w:color w:val="FFFFFF"/>
+                <w:sz w:val="19"/>
+                <w:szCs w:val="19"/>
+              </w:rPr>
+              <w:t xml:space="preserve">Développement</w:t>
+            </w:r>
+          </w:p>
+        </w:tc>
+        <w:tc>
+          <w:tcPr>
+            <w:tcW w:type="dxa" w:w="2000"/>
+            <w:tcBorders>
+              <w:top w:val="single" w:color="C9D6CE" w:sz="2"/>
+              <w:left w:val="single" w:color="C9D6CE" w:sz="2"/>
+              <w:bottom w:val="single" w:color="C9D6CE" w:sz="2"/>
+              <w:right w:val="single" w:color="C9D6CE" w:sz="2"/>
+            </w:tcBorders>
+            <w:shd w:fill="4B6B59" w:color="auto" w:val="clear"/>
+            <w:tcMar>
+              <w:top w:type="dxa" w:w="60"/>
+              <w:left w:type="dxa" w:w="100"/>
+              <w:bottom w:type="dxa" w:w="60"/>
+              <w:right w:type="dxa" w:w="100"/>
+            </w:tcMar>
+          </w:tcPr>
+          <w:p>
+            <w:r>
+              <w:rPr>
+                <w:b/>
+                <w:bCs/>
+                <w:color w:val="FFFFFF"/>
+                <w:sz w:val="19"/>
+                <w:szCs w:val="19"/>
+              </w:rPr>
+              <w:t xml:space="preserve">Staging (conçu)</w:t>
+            </w:r>
+          </w:p>
+        </w:tc>
+        <w:tc>
+          <w:tcPr>
+            <w:tcW w:type="dxa" w:w="2626"/>
+            <w:tcBorders>
+              <w:top w:val="single" w:color="C9D6CE" w:sz="2"/>
+              <w:left w:val="single" w:color="C9D6CE" w:sz="2"/>
+              <w:bottom w:val="single" w:color="C9D6CE" w:sz="2"/>
+              <w:right w:val="single" w:color="C9D6CE" w:sz="2"/>
+            </w:tcBorders>
+            <w:shd w:fill="4B6B59" w:color="auto" w:val="clear"/>
+            <w:tcMar>
+              <w:top w:type="dxa" w:w="60"/>
+              <w:left w:type="dxa" w:w="100"/>
+              <w:bottom w:type="dxa" w:w="60"/>
+              <w:right w:type="dxa" w:w="100"/>
+            </w:tcMar>
+          </w:tcPr>
+          <w:p>
+            <w:r>
+              <w:rPr>
+                <w:b/>
+                <w:bCs/>
+                <w:color w:val="FFFFFF"/>
+                <w:sz w:val="19"/>
+                <w:szCs w:val="19"/>
+              </w:rPr>
+              <w:t xml:space="preserve">Production</w:t>
+            </w:r>
+          </w:p>
+        </w:tc>
+      </w:tr>
+      <w:tr>
+        <w:tc>
+          <w:tcPr>
+            <w:tcW w:type="dxa" w:w="1900"/>
+            <w:tcBorders>
+              <w:top w:val="single" w:color="C9D6CE" w:sz="2"/>
+              <w:left w:val="single" w:color="C9D6CE" w:sz="2"/>
+              <w:bottom w:val="single" w:color="C9D6CE" w:sz="2"/>
+              <w:right w:val="single" w:color="C9D6CE" w:sz="2"/>
+            </w:tcBorders>
+            <w:tcMar>
+              <w:top w:type="dxa" w:w="50"/>
+              <w:left w:type="dxa" w:w="100"/>
+              <w:bottom w:type="dxa" w:w="50"/>
+              <w:right w:type="dxa" w:w="100"/>
+            </w:tcMar>
+          </w:tcPr>
+          <w:p>
+            <w:r>
+              <w:rPr>
+                <w:sz w:val="19"/>
+                <w:szCs w:val="19"/>
+              </w:rPr>
+              <w:t xml:space="preserve">Déclenchement</w:t>
+            </w:r>
+          </w:p>
+        </w:tc>
+        <w:tc>
+          <w:tcPr>
+            <w:tcW w:type="dxa" w:w="2500"/>
+            <w:tcBorders>
+              <w:top w:val="single" w:color="C9D6CE" w:sz="2"/>
+              <w:left w:val="single" w:color="C9D6CE" w:sz="2"/>
+              <w:bottom w:val="single" w:color="C9D6CE" w:sz="2"/>
+              <w:right w:val="single" w:color="C9D6CE" w:sz="2"/>
+            </w:tcBorders>
+            <w:tcMar>
+              <w:top w:type="dxa" w:w="50"/>
+              <w:left w:type="dxa" w:w="100"/>
+              <w:bottom w:type="dxa" w:w="50"/>
+              <w:right w:type="dxa" w:w="100"/>
+            </w:tcMar>
+          </w:tcPr>
+          <w:p>
+            <w:r>
+              <w:rPr>
+                <w:sz w:val="19"/>
+                <w:szCs w:val="19"/>
+              </w:rPr>
+              <w:t xml:space="preserve">Manuel (local)</w:t>
+            </w:r>
+          </w:p>
+        </w:tc>
+        <w:tc>
+          <w:tcPr>
+            <w:tcW w:type="dxa" w:w="2000"/>
+            <w:tcBorders>
+              <w:top w:val="single" w:color="C9D6CE" w:sz="2"/>
+              <w:left w:val="single" w:color="C9D6CE" w:sz="2"/>
+              <w:bottom w:val="single" w:color="C9D6CE" w:sz="2"/>
+              <w:right w:val="single" w:color="C9D6CE" w:sz="2"/>
+            </w:tcBorders>
+            <w:tcMar>
+              <w:top w:type="dxa" w:w="50"/>
+              <w:left w:type="dxa" w:w="100"/>
+              <w:bottom w:type="dxa" w:w="50"/>
+              <w:right w:type="dxa" w:w="100"/>
+            </w:tcMar>
+          </w:tcPr>
+          <w:p>
+            <w:r>
+              <w:rPr>
+                <w:sz w:val="19"/>
+                <w:szCs w:val="19"/>
+              </w:rPr>
+              <w:t xml:space="preserve">Push sur develop</w:t>
+            </w:r>
+          </w:p>
+        </w:tc>
+        <w:tc>
+          <w:tcPr>
+            <w:tcW w:type="dxa" w:w="2626"/>
+            <w:tcBorders>
+              <w:top w:val="single" w:color="C9D6CE" w:sz="2"/>
+              <w:left w:val="single" w:color="C9D6CE" w:sz="2"/>
+              <w:bottom w:val="single" w:color="C9D6CE" w:sz="2"/>
+              <w:right w:val="single" w:color="C9D6CE" w:sz="2"/>
+            </w:tcBorders>
+            <w:tcMar>
+              <w:top w:type="dxa" w:w="50"/>
+              <w:left w:type="dxa" w:w="100"/>
+              <w:bottom w:type="dxa" w:w="50"/>
+              <w:right w:type="dxa" w:w="100"/>
+            </w:tcMar>
+          </w:tcPr>
+          <w:p>
+            <w:r>
+              <w:rPr>
+                <w:sz w:val="19"/>
+                <w:szCs w:val="19"/>
+              </w:rPr>
+              <w:t xml:space="preserve">Push sur main</w:t>
+            </w:r>
+          </w:p>
+        </w:tc>
+      </w:tr>
+      <w:tr>
+        <w:tc>
+          <w:tcPr>
+            <w:tcW w:type="dxa" w:w="1900"/>
+            <w:tcBorders>
+              <w:top w:val="single" w:color="C9D6CE" w:sz="2"/>
+              <w:left w:val="single" w:color="C9D6CE" w:sz="2"/>
+              <w:bottom w:val="single" w:color="C9D6CE" w:sz="2"/>
+              <w:right w:val="single" w:color="C9D6CE" w:sz="2"/>
+            </w:tcBorders>
+            <w:shd w:fill="E8EFEA" w:color="auto" w:val="clear"/>
+            <w:tcMar>
+              <w:top w:type="dxa" w:w="50"/>
+              <w:left w:type="dxa" w:w="100"/>
+              <w:bottom w:type="dxa" w:w="50"/>
+              <w:right w:type="dxa" w:w="100"/>
+            </w:tcMar>
+          </w:tcPr>
+          <w:p>
+            <w:r>
+              <w:rPr>
+                <w:sz w:val="19"/>
+                <w:szCs w:val="19"/>
+              </w:rPr>
+              <w:t xml:space="preserve">API</w:t>
+            </w:r>
+          </w:p>
+        </w:tc>
+        <w:tc>
+          <w:tcPr>
+            <w:tcW w:type="dxa" w:w="2500"/>
+            <w:tcBorders>
+              <w:top w:val="single" w:color="C9D6CE" w:sz="2"/>
+              <w:left w:val="single" w:color="C9D6CE" w:sz="2"/>
+              <w:bottom w:val="single" w:color="C9D6CE" w:sz="2"/>
+              <w:right w:val="single" w:color="C9D6CE" w:sz="2"/>
+            </w:tcBorders>
+            <w:shd w:fill="E8EFEA" w:color="auto" w:val="clear"/>
+            <w:tcMar>
+              <w:top w:type="dxa" w:w="50"/>
+              <w:left w:type="dxa" w:w="100"/>
+              <w:bottom w:type="dxa" w:w="50"/>
+              <w:right w:type="dxa" w:w="100"/>
+            </w:tcMar>
+          </w:tcPr>
+          <w:p>
+            <w:r>
+              <w:rPr>
+                <w:sz w:val="19"/>
+                <w:szCs w:val="19"/>
+              </w:rPr>
+              <w:t xml:space="preserve">Docker local :8080</w:t>
+            </w:r>
+          </w:p>
+        </w:tc>
+        <w:tc>
+          <w:tcPr>
+            <w:tcW w:type="dxa" w:w="2000"/>
+            <w:tcBorders>
+              <w:top w:val="single" w:color="C9D6CE" w:sz="2"/>
+              <w:left w:val="single" w:color="C9D6CE" w:sz="2"/>
+              <w:bottom w:val="single" w:color="C9D6CE" w:sz="2"/>
+              <w:right w:val="single" w:color="C9D6CE" w:sz="2"/>
+            </w:tcBorders>
+            <w:shd w:fill="E8EFEA" w:color="auto" w:val="clear"/>
+            <w:tcMar>
+              <w:top w:type="dxa" w:w="50"/>
+              <w:left w:type="dxa" w:w="100"/>
+              <w:bottom w:type="dxa" w:w="50"/>
+              <w:right w:type="dxa" w:w="100"/>
+            </w:tcMar>
+          </w:tcPr>
+          <w:p>
+            <w:r>
+              <w:rPr>
+                <w:sz w:val="19"/>
+                <w:szCs w:val="19"/>
+              </w:rPr>
+              <w:t xml:space="preserve">Instance dédiée</w:t>
+            </w:r>
+          </w:p>
+        </w:tc>
+        <w:tc>
+          <w:tcPr>
+            <w:tcW w:type="dxa" w:w="2626"/>
+            <w:tcBorders>
+              <w:top w:val="single" w:color="C9D6CE" w:sz="2"/>
+              <w:left w:val="single" w:color="C9D6CE" w:sz="2"/>
+              <w:bottom w:val="single" w:color="C9D6CE" w:sz="2"/>
+              <w:right w:val="single" w:color="C9D6CE" w:sz="2"/>
+            </w:tcBorders>
+            <w:shd w:fill="E8EFEA" w:color="auto" w:val="clear"/>
+            <w:tcMar>
+              <w:top w:type="dxa" w:w="50"/>
+              <w:left w:type="dxa" w:w="100"/>
+              <w:bottom w:type="dxa" w:w="50"/>
+              <w:right w:type="dxa" w:w="100"/>
+            </w:tcMar>
+          </w:tcPr>
+          <w:p>
+            <w:r>
+              <w:rPr>
+                <w:sz w:val="19"/>
+                <w:szCs w:val="19"/>
+              </w:rPr>
+              <w:t xml:space="preserve">Image GHCR (gated)</w:t>
+            </w:r>
+          </w:p>
+        </w:tc>
+      </w:tr>
+      <w:tr>
+        <w:tc>
+          <w:tcPr>
+            <w:tcW w:type="dxa" w:w="1900"/>
+            <w:tcBorders>
+              <w:top w:val="single" w:color="C9D6CE" w:sz="2"/>
+              <w:left w:val="single" w:color="C9D6CE" w:sz="2"/>
+              <w:bottom w:val="single" w:color="C9D6CE" w:sz="2"/>
+              <w:right w:val="single" w:color="C9D6CE" w:sz="2"/>
+            </w:tcBorders>
+            <w:tcMar>
+              <w:top w:type="dxa" w:w="50"/>
+              <w:left w:type="dxa" w:w="100"/>
+              <w:bottom w:type="dxa" w:w="50"/>
+              <w:right w:type="dxa" w:w="100"/>
+            </w:tcMar>
+          </w:tcPr>
+          <w:p>
+            <w:r>
+              <w:rPr>
+                <w:sz w:val="19"/>
+                <w:szCs w:val="19"/>
+              </w:rPr>
+              <w:t xml:space="preserve">Web</w:t>
+            </w:r>
+          </w:p>
+        </w:tc>
+        <w:tc>
+          <w:tcPr>
+            <w:tcW w:type="dxa" w:w="2500"/>
+            <w:tcBorders>
+              <w:top w:val="single" w:color="C9D6CE" w:sz="2"/>
+              <w:left w:val="single" w:color="C9D6CE" w:sz="2"/>
+              <w:bottom w:val="single" w:color="C9D6CE" w:sz="2"/>
+              <w:right w:val="single" w:color="C9D6CE" w:sz="2"/>
+            </w:tcBorders>
+            <w:tcMar>
+              <w:top w:type="dxa" w:w="50"/>
+              <w:left w:type="dxa" w:w="100"/>
+              <w:bottom w:type="dxa" w:w="50"/>
+              <w:right w:type="dxa" w:w="100"/>
+            </w:tcMar>
+          </w:tcPr>
+          <w:p>
+            <w:r>
+              <w:rPr>
+                <w:sz w:val="19"/>
+                <w:szCs w:val="19"/>
+              </w:rPr>
+              <w:t xml:space="preserve">pnpm dev :3000</w:t>
+            </w:r>
+          </w:p>
+        </w:tc>
+        <w:tc>
+          <w:tcPr>
+            <w:tcW w:type="dxa" w:w="2000"/>
+            <w:tcBorders>
+              <w:top w:val="single" w:color="C9D6CE" w:sz="2"/>
+              <w:left w:val="single" w:color="C9D6CE" w:sz="2"/>
+              <w:bottom w:val="single" w:color="C9D6CE" w:sz="2"/>
+              <w:right w:val="single" w:color="C9D6CE" w:sz="2"/>
+            </w:tcBorders>
+            <w:tcMar>
+              <w:top w:type="dxa" w:w="50"/>
+              <w:left w:type="dxa" w:w="100"/>
+              <w:bottom w:type="dxa" w:w="50"/>
+              <w:right w:type="dxa" w:w="100"/>
+            </w:tcMar>
+          </w:tcPr>
+          <w:p>
+            <w:r>
+              <w:rPr>
+                <w:sz w:val="19"/>
+                <w:szCs w:val="19"/>
+              </w:rPr>
+              <w:t xml:space="preserve">Preview Vercel</w:t>
+            </w:r>
+          </w:p>
+        </w:tc>
+        <w:tc>
+          <w:tcPr>
+            <w:tcW w:type="dxa" w:w="2626"/>
+            <w:tcBorders>
+              <w:top w:val="single" w:color="C9D6CE" w:sz="2"/>
+              <w:left w:val="single" w:color="C9D6CE" w:sz="2"/>
+              <w:bottom w:val="single" w:color="C9D6CE" w:sz="2"/>
+              <w:right w:val="single" w:color="C9D6CE" w:sz="2"/>
+            </w:tcBorders>
+            <w:tcMar>
+              <w:top w:type="dxa" w:w="50"/>
+              <w:left w:type="dxa" w:w="100"/>
+              <w:bottom w:type="dxa" w:w="50"/>
+              <w:right w:type="dxa" w:w="100"/>
+            </w:tcMar>
+          </w:tcPr>
+          <w:p>
+            <w:r>
+              <w:rPr>
+                <w:sz w:val="19"/>
+                <w:szCs w:val="19"/>
+              </w:rPr>
+              <w:t xml:space="preserve">Vercel</w:t>
+            </w:r>
+          </w:p>
+        </w:tc>
+      </w:tr>
+      <w:tr>
+        <w:tc>
+          <w:tcPr>
+            <w:tcW w:type="dxa" w:w="1900"/>
+            <w:tcBorders>
+              <w:top w:val="single" w:color="C9D6CE" w:sz="2"/>
+              <w:left w:val="single" w:color="C9D6CE" w:sz="2"/>
+              <w:bottom w:val="single" w:color="C9D6CE" w:sz="2"/>
+              <w:right w:val="single" w:color="C9D6CE" w:sz="2"/>
+            </w:tcBorders>
+            <w:shd w:fill="E8EFEA" w:color="auto" w:val="clear"/>
+            <w:tcMar>
+              <w:top w:type="dxa" w:w="50"/>
+              <w:left w:type="dxa" w:w="100"/>
+              <w:bottom w:type="dxa" w:w="50"/>
+              <w:right w:type="dxa" w:w="100"/>
+            </w:tcMar>
+          </w:tcPr>
+          <w:p>
+            <w:r>
+              <w:rPr>
+                <w:sz w:val="19"/>
+                <w:szCs w:val="19"/>
+              </w:rPr>
+              <w:t xml:space="preserve">Mobile</w:t>
+            </w:r>
+          </w:p>
+        </w:tc>
+        <w:tc>
+          <w:tcPr>
+            <w:tcW w:type="dxa" w:w="2500"/>
+            <w:tcBorders>
+              <w:top w:val="single" w:color="C9D6CE" w:sz="2"/>
+              <w:left w:val="single" w:color="C9D6CE" w:sz="2"/>
+              <w:bottom w:val="single" w:color="C9D6CE" w:sz="2"/>
+              <w:right w:val="single" w:color="C9D6CE" w:sz="2"/>
+            </w:tcBorders>
+            <w:shd w:fill="E8EFEA" w:color="auto" w:val="clear"/>
+            <w:tcMar>
+              <w:top w:type="dxa" w:w="50"/>
+              <w:left w:type="dxa" w:w="100"/>
+              <w:bottom w:type="dxa" w:w="50"/>
+              <w:right w:type="dxa" w:w="100"/>
+            </w:tcMar>
+          </w:tcPr>
+          <w:p>
+            <w:r>
+              <w:rPr>
+                <w:sz w:val="19"/>
+                <w:szCs w:val="19"/>
+              </w:rPr>
+              <w:t xml:space="preserve">Émulateur 10.0.2.2:8080</w:t>
+            </w:r>
+          </w:p>
+        </w:tc>
+        <w:tc>
+          <w:tcPr>
+            <w:tcW w:type="dxa" w:w="2000"/>
+            <w:tcBorders>
+              <w:top w:val="single" w:color="C9D6CE" w:sz="2"/>
+              <w:left w:val="single" w:color="C9D6CE" w:sz="2"/>
+              <w:bottom w:val="single" w:color="C9D6CE" w:sz="2"/>
+              <w:right w:val="single" w:color="C9D6CE" w:sz="2"/>
+            </w:tcBorders>
+            <w:shd w:fill="E8EFEA" w:color="auto" w:val="clear"/>
+            <w:tcMar>
+              <w:top w:type="dxa" w:w="50"/>
+              <w:left w:type="dxa" w:w="100"/>
+              <w:bottom w:type="dxa" w:w="50"/>
+              <w:right w:type="dxa" w:w="100"/>
+            </w:tcMar>
+          </w:tcPr>
+          <w:p>
+            <w:r>
+              <w:rPr>
+                <w:sz w:val="19"/>
+                <w:szCs w:val="19"/>
+              </w:rPr>
+              <w:t xml:space="preserve">APK de test</w:t>
+            </w:r>
+          </w:p>
+        </w:tc>
+        <w:tc>
+          <w:tcPr>
+            <w:tcW w:type="dxa" w:w="2626"/>
+            <w:tcBorders>
+              <w:top w:val="single" w:color="C9D6CE" w:sz="2"/>
+              <w:left w:val="single" w:color="C9D6CE" w:sz="2"/>
+              <w:bottom w:val="single" w:color="C9D6CE" w:sz="2"/>
+              <w:right w:val="single" w:color="C9D6CE" w:sz="2"/>
+            </w:tcBorders>
+            <w:shd w:fill="E8EFEA" w:color="auto" w:val="clear"/>
+            <w:tcMar>
+              <w:top w:type="dxa" w:w="50"/>
+              <w:left w:type="dxa" w:w="100"/>
+              <w:bottom w:type="dxa" w:w="50"/>
+              <w:right w:type="dxa" w:w="100"/>
+            </w:tcMar>
+          </w:tcPr>
+          <w:p>
+            <w:r>
+              <w:rPr>
+                <w:sz w:val="19"/>
+                <w:szCs w:val="19"/>
+              </w:rPr>
+              <w:t xml:space="preserve">APK distribué</w:t>
+            </w:r>
+          </w:p>
+        </w:tc>
+      </w:tr>
+      <w:tr>
+        <w:tc>
+          <w:tcPr>
+            <w:tcW w:type="dxa" w:w="1900"/>
+            <w:tcBorders>
+              <w:top w:val="single" w:color="C9D6CE" w:sz="2"/>
+              <w:left w:val="single" w:color="C9D6CE" w:sz="2"/>
+              <w:bottom w:val="single" w:color="C9D6CE" w:sz="2"/>
+              <w:right w:val="single" w:color="C9D6CE" w:sz="2"/>
+            </w:tcBorders>
+            <w:tcMar>
+              <w:top w:type="dxa" w:w="50"/>
+              <w:left w:type="dxa" w:w="100"/>
+              <w:bottom w:type="dxa" w:w="50"/>
+              <w:right w:type="dxa" w:w="100"/>
+            </w:tcMar>
+          </w:tcPr>
+          <w:p>
+            <w:r>
+              <w:rPr>
+                <w:sz w:val="19"/>
+                <w:szCs w:val="19"/>
+              </w:rPr>
+              <w:t xml:space="preserve">Base de données</w:t>
+            </w:r>
+          </w:p>
+        </w:tc>
+        <w:tc>
+          <w:tcPr>
+            <w:tcW w:type="dxa" w:w="2500"/>
+            <w:tcBorders>
+              <w:top w:val="single" w:color="C9D6CE" w:sz="2"/>
+              <w:left w:val="single" w:color="C9D6CE" w:sz="2"/>
+              <w:bottom w:val="single" w:color="C9D6CE" w:sz="2"/>
+              <w:right w:val="single" w:color="C9D6CE" w:sz="2"/>
+            </w:tcBorders>
+            <w:tcMar>
+              <w:top w:type="dxa" w:w="50"/>
+              <w:left w:type="dxa" w:w="100"/>
+              <w:bottom w:type="dxa" w:w="50"/>
+              <w:right w:type="dxa" w:w="100"/>
+            </w:tcMar>
+          </w:tcPr>
+          <w:p>
+            <w:r>
+              <w:rPr>
+                <w:sz w:val="19"/>
+                <w:szCs w:val="19"/>
+              </w:rPr>
+              <w:t xml:space="preserve">MySQL Docker (cesizen_dev)</w:t>
+            </w:r>
+          </w:p>
+        </w:tc>
+        <w:tc>
+          <w:tcPr>
+            <w:tcW w:type="dxa" w:w="2000"/>
+            <w:tcBorders>
+              <w:top w:val="single" w:color="C9D6CE" w:sz="2"/>
+              <w:left w:val="single" w:color="C9D6CE" w:sz="2"/>
+              <w:bottom w:val="single" w:color="C9D6CE" w:sz="2"/>
+              <w:right w:val="single" w:color="C9D6CE" w:sz="2"/>
+            </w:tcBorders>
+            <w:tcMar>
+              <w:top w:type="dxa" w:w="50"/>
+              <w:left w:type="dxa" w:w="100"/>
+              <w:bottom w:type="dxa" w:w="50"/>
+              <w:right w:type="dxa" w:w="100"/>
+            </w:tcMar>
+          </w:tcPr>
+          <w:p>
+            <w:r>
+              <w:rPr>
+                <w:sz w:val="19"/>
+                <w:szCs w:val="19"/>
+              </w:rPr>
+              <w:t xml:space="preserve">Base séparée</w:t>
+            </w:r>
+          </w:p>
+        </w:tc>
+        <w:tc>
+          <w:tcPr>
+            <w:tcW w:type="dxa" w:w="2626"/>
+            <w:tcBorders>
+              <w:top w:val="single" w:color="C9D6CE" w:sz="2"/>
+              <w:left w:val="single" w:color="C9D6CE" w:sz="2"/>
+              <w:bottom w:val="single" w:color="C9D6CE" w:sz="2"/>
+              <w:right w:val="single" w:color="C9D6CE" w:sz="2"/>
+            </w:tcBorders>
+            <w:tcMar>
+              <w:top w:type="dxa" w:w="50"/>
+              <w:left w:type="dxa" w:w="100"/>
+              <w:bottom w:type="dxa" w:w="50"/>
+              <w:right w:type="dxa" w:w="100"/>
+            </w:tcMar>
+          </w:tcPr>
+          <w:p>
+            <w:r>
+              <w:rPr>
+                <w:sz w:val="19"/>
+                <w:szCs w:val="19"/>
+              </w:rPr>
+              <w:t xml:space="preserve">cesizen_prod — droits minimaux</w:t>
+            </w:r>
+          </w:p>
+        </w:tc>
+      </w:tr>
+      <w:tr>
+        <w:tc>
+          <w:tcPr>
+            <w:tcW w:type="dxa" w:w="1900"/>
+            <w:tcBorders>
+              <w:top w:val="single" w:color="C9D6CE" w:sz="2"/>
+              <w:left w:val="single" w:color="C9D6CE" w:sz="2"/>
+              <w:bottom w:val="single" w:color="C9D6CE" w:sz="2"/>
+              <w:right w:val="single" w:color="C9D6CE" w:sz="2"/>
+            </w:tcBorders>
+            <w:shd w:fill="E8EFEA" w:color="auto" w:val="clear"/>
+            <w:tcMar>
+              <w:top w:type="dxa" w:w="50"/>
+              <w:left w:type="dxa" w:w="100"/>
+              <w:bottom w:type="dxa" w:w="50"/>
+              <w:right w:type="dxa" w:w="100"/>
+            </w:tcMar>
+          </w:tcPr>
+          <w:p>
+            <w:r>
+              <w:rPr>
+                <w:sz w:val="19"/>
+                <w:szCs w:val="19"/>
+              </w:rPr>
+              <w:t xml:space="preserve">Swagger</w:t>
+            </w:r>
+          </w:p>
+        </w:tc>
+        <w:tc>
+          <w:tcPr>
+            <w:tcW w:type="dxa" w:w="2500"/>
+            <w:tcBorders>
+              <w:top w:val="single" w:color="C9D6CE" w:sz="2"/>
+              <w:left w:val="single" w:color="C9D6CE" w:sz="2"/>
+              <w:bottom w:val="single" w:color="C9D6CE" w:sz="2"/>
+              <w:right w:val="single" w:color="C9D6CE" w:sz="2"/>
+            </w:tcBorders>
+            <w:shd w:fill="E8EFEA" w:color="auto" w:val="clear"/>
+            <w:tcMar>
+              <w:top w:type="dxa" w:w="50"/>
+              <w:left w:type="dxa" w:w="100"/>
+              <w:bottom w:type="dxa" w:w="50"/>
+              <w:right w:type="dxa" w:w="100"/>
+            </w:tcMar>
+          </w:tcPr>
+          <w:p>
+            <w:r>
+              <w:rPr>
+                <w:sz w:val="19"/>
+                <w:szCs w:val="19"/>
+              </w:rPr>
+              <w:t xml:space="preserve">Activé</w:t>
+            </w:r>
+          </w:p>
+        </w:tc>
+        <w:tc>
+          <w:tcPr>
+            <w:tcW w:type="dxa" w:w="2000"/>
+            <w:tcBorders>
+              <w:top w:val="single" w:color="C9D6CE" w:sz="2"/>
+              <w:left w:val="single" w:color="C9D6CE" w:sz="2"/>
+              <w:bottom w:val="single" w:color="C9D6CE" w:sz="2"/>
+              <w:right w:val="single" w:color="C9D6CE" w:sz="2"/>
+            </w:tcBorders>
+            <w:shd w:fill="E8EFEA" w:color="auto" w:val="clear"/>
+            <w:tcMar>
+              <w:top w:type="dxa" w:w="50"/>
+              <w:left w:type="dxa" w:w="100"/>
+              <w:bottom w:type="dxa" w:w="50"/>
+              <w:right w:type="dxa" w:w="100"/>
+            </w:tcMar>
+          </w:tcPr>
+          <w:p>
+            <w:r>
+              <w:rPr>
+                <w:sz w:val="19"/>
+                <w:szCs w:val="19"/>
+              </w:rPr>
+              <w:t xml:space="preserve">Activé</w:t>
+            </w:r>
+          </w:p>
+        </w:tc>
+        <w:tc>
+          <w:tcPr>
+            <w:tcW w:type="dxa" w:w="2626"/>
+            <w:tcBorders>
+              <w:top w:val="single" w:color="C9D6CE" w:sz="2"/>
+              <w:left w:val="single" w:color="C9D6CE" w:sz="2"/>
+              <w:bottom w:val="single" w:color="C9D6CE" w:sz="2"/>
+              <w:right w:val="single" w:color="C9D6CE" w:sz="2"/>
+            </w:tcBorders>
+            <w:shd w:fill="E8EFEA" w:color="auto" w:val="clear"/>
+            <w:tcMar>
+              <w:top w:type="dxa" w:w="50"/>
+              <w:left w:type="dxa" w:w="100"/>
+              <w:bottom w:type="dxa" w:w="50"/>
+              <w:right w:type="dxa" w:w="100"/>
+            </w:tcMar>
+          </w:tcPr>
+          <w:p>
+            <w:r>
+              <w:rPr>
+                <w:sz w:val="19"/>
+                <w:szCs w:val="19"/>
+              </w:rPr>
+              <w:t xml:space="preserve">Désactivé</w:t>
+            </w:r>
+          </w:p>
+        </w:tc>
+      </w:tr>
+      <w:tr>
+        <w:tc>
+          <w:tcPr>
+            <w:tcW w:type="dxa" w:w="1900"/>
+            <w:tcBorders>
+              <w:top w:val="single" w:color="C9D6CE" w:sz="2"/>
+              <w:left w:val="single" w:color="C9D6CE" w:sz="2"/>
+              <w:bottom w:val="single" w:color="C9D6CE" w:sz="2"/>
+              <w:right w:val="single" w:color="C9D6CE" w:sz="2"/>
+            </w:tcBorders>
+            <w:tcMar>
+              <w:top w:type="dxa" w:w="50"/>
+              <w:left w:type="dxa" w:w="100"/>
+              <w:bottom w:type="dxa" w:w="50"/>
+              <w:right w:type="dxa" w:w="100"/>
+            </w:tcMar>
+          </w:tcPr>
+          <w:p>
+            <w:r>
+              <w:rPr>
+                <w:sz w:val="19"/>
+                <w:szCs w:val="19"/>
+              </w:rPr>
+              <w:t xml:space="preserve">Logs</w:t>
+            </w:r>
+          </w:p>
+        </w:tc>
+        <w:tc>
+          <w:tcPr>
+            <w:tcW w:type="dxa" w:w="2500"/>
+            <w:tcBorders>
+              <w:top w:val="single" w:color="C9D6CE" w:sz="2"/>
+              <w:left w:val="single" w:color="C9D6CE" w:sz="2"/>
+              <w:bottom w:val="single" w:color="C9D6CE" w:sz="2"/>
+              <w:right w:val="single" w:color="C9D6CE" w:sz="2"/>
+            </w:tcBorders>
+            <w:tcMar>
+              <w:top w:type="dxa" w:w="50"/>
+              <w:left w:type="dxa" w:w="100"/>
+              <w:bottom w:type="dxa" w:w="50"/>
+              <w:right w:type="dxa" w:w="100"/>
+            </w:tcMar>
+          </w:tcPr>
+          <w:p>
+            <w:r>
+              <w:rPr>
+                <w:sz w:val="19"/>
+                <w:szCs w:val="19"/>
+              </w:rPr>
+              <w:t xml:space="preserve">DEBUG</w:t>
+            </w:r>
+          </w:p>
+        </w:tc>
+        <w:tc>
+          <w:tcPr>
+            <w:tcW w:type="dxa" w:w="2000"/>
+            <w:tcBorders>
+              <w:top w:val="single" w:color="C9D6CE" w:sz="2"/>
+              <w:left w:val="single" w:color="C9D6CE" w:sz="2"/>
+              <w:bottom w:val="single" w:color="C9D6CE" w:sz="2"/>
+              <w:right w:val="single" w:color="C9D6CE" w:sz="2"/>
+            </w:tcBorders>
+            <w:tcMar>
+              <w:top w:type="dxa" w:w="50"/>
+              <w:left w:type="dxa" w:w="100"/>
+              <w:bottom w:type="dxa" w:w="50"/>
+              <w:right w:type="dxa" w:w="100"/>
+            </w:tcMar>
+          </w:tcPr>
+          <w:p>
+            <w:r>
+              <w:rPr>
+                <w:sz w:val="19"/>
+                <w:szCs w:val="19"/>
+              </w:rPr>
+              <w:t xml:space="preserve">INFO</w:t>
+            </w:r>
+          </w:p>
+        </w:tc>
+        <w:tc>
+          <w:tcPr>
+            <w:tcW w:type="dxa" w:w="2626"/>
+            <w:tcBorders>
+              <w:top w:val="single" w:color="C9D6CE" w:sz="2"/>
+              <w:left w:val="single" w:color="C9D6CE" w:sz="2"/>
+              <w:bottom w:val="single" w:color="C9D6CE" w:sz="2"/>
+              <w:right w:val="single" w:color="C9D6CE" w:sz="2"/>
+            </w:tcBorders>
+            <w:tcMar>
+              <w:top w:type="dxa" w:w="50"/>
+              <w:left w:type="dxa" w:w="100"/>
+              <w:bottom w:type="dxa" w:w="50"/>
+              <w:right w:type="dxa" w:w="100"/>
+            </w:tcMar>
+          </w:tcPr>
+          <w:p>
+            <w:r>
+              <w:rPr>
+                <w:sz w:val="19"/>
+                <w:szCs w:val="19"/>
+              </w:rPr>
+              <w:t xml:space="preserve">WARN</w:t>
+            </w:r>
+          </w:p>
+        </w:tc>
+      </w:tr>
+      <w:tr>
+        <w:tc>
+          <w:tcPr>
+            <w:tcW w:type="dxa" w:w="1900"/>
+            <w:tcBorders>
+              <w:top w:val="single" w:color="C9D6CE" w:sz="2"/>
+              <w:left w:val="single" w:color="C9D6CE" w:sz="2"/>
+              <w:bottom w:val="single" w:color="C9D6CE" w:sz="2"/>
+              <w:right w:val="single" w:color="C9D6CE" w:sz="2"/>
+            </w:tcBorders>
+            <w:shd w:fill="E8EFEA" w:color="auto" w:val="clear"/>
+            <w:tcMar>
+              <w:top w:type="dxa" w:w="50"/>
+              <w:left w:type="dxa" w:w="100"/>
+              <w:bottom w:type="dxa" w:w="50"/>
+              <w:right w:type="dxa" w:w="100"/>
+            </w:tcMar>
+          </w:tcPr>
+          <w:p>
+            <w:r>
+              <w:rPr>
+                <w:sz w:val="19"/>
+                <w:szCs w:val="19"/>
+              </w:rPr>
+              <w:t xml:space="preserve">HTTPS</w:t>
+            </w:r>
+          </w:p>
+        </w:tc>
+        <w:tc>
+          <w:tcPr>
+            <w:tcW w:type="dxa" w:w="2500"/>
+            <w:tcBorders>
+              <w:top w:val="single" w:color="C9D6CE" w:sz="2"/>
+              <w:left w:val="single" w:color="C9D6CE" w:sz="2"/>
+              <w:bottom w:val="single" w:color="C9D6CE" w:sz="2"/>
+              <w:right w:val="single" w:color="C9D6CE" w:sz="2"/>
+            </w:tcBorders>
+            <w:shd w:fill="E8EFEA" w:color="auto" w:val="clear"/>
+            <w:tcMar>
+              <w:top w:type="dxa" w:w="50"/>
+              <w:left w:type="dxa" w:w="100"/>
+              <w:bottom w:type="dxa" w:w="50"/>
+              <w:right w:type="dxa" w:w="100"/>
+            </w:tcMar>
+          </w:tcPr>
+          <w:p>
+            <w:r>
+              <w:rPr>
+                <w:sz w:val="19"/>
+                <w:szCs w:val="19"/>
+              </w:rPr>
+              <w:t xml:space="preserve">Non (HTTP local)</w:t>
+            </w:r>
+          </w:p>
+        </w:tc>
+        <w:tc>
+          <w:tcPr>
+            <w:tcW w:type="dxa" w:w="2000"/>
+            <w:tcBorders>
+              <w:top w:val="single" w:color="C9D6CE" w:sz="2"/>
+              <w:left w:val="single" w:color="C9D6CE" w:sz="2"/>
+              <w:bottom w:val="single" w:color="C9D6CE" w:sz="2"/>
+              <w:right w:val="single" w:color="C9D6CE" w:sz="2"/>
+            </w:tcBorders>
+            <w:shd w:fill="E8EFEA" w:color="auto" w:val="clear"/>
+            <w:tcMar>
+              <w:top w:type="dxa" w:w="50"/>
+              <w:left w:type="dxa" w:w="100"/>
+              <w:bottom w:type="dxa" w:w="50"/>
+              <w:right w:type="dxa" w:w="100"/>
+            </w:tcMar>
+          </w:tcPr>
+          <w:p>
+            <w:r>
+              <w:rPr>
+                <w:sz w:val="19"/>
+                <w:szCs w:val="19"/>
+              </w:rPr>
+              <w:t xml:space="preserve">Oui</w:t>
+            </w:r>
+          </w:p>
+        </w:tc>
+        <w:tc>
+          <w:tcPr>
+            <w:tcW w:type="dxa" w:w="2626"/>
+            <w:tcBorders>
+              <w:top w:val="single" w:color="C9D6CE" w:sz="2"/>
+              <w:left w:val="single" w:color="C9D6CE" w:sz="2"/>
+              <w:bottom w:val="single" w:color="C9D6CE" w:sz="2"/>
+              <w:right w:val="single" w:color="C9D6CE" w:sz="2"/>
+            </w:tcBorders>
+            <w:shd w:fill="E8EFEA" w:color="auto" w:val="clear"/>
+            <w:tcMar>
+              <w:top w:type="dxa" w:w="50"/>
+              <w:left w:type="dxa" w:w="100"/>
+              <w:bottom w:type="dxa" w:w="50"/>
+              <w:right w:type="dxa" w:w="100"/>
+            </w:tcMar>
+          </w:tcPr>
+          <w:p>
+            <w:r>
+              <w:rPr>
+                <w:sz w:val="19"/>
+                <w:szCs w:val="19"/>
+              </w:rPr>
+              <w:t xml:space="preserve">Oui (HSTS)</w:t>
+            </w:r>
+          </w:p>
+        </w:tc>
+      </w:tr>
+      <w:tr>
+        <w:tc>
+          <w:tcPr>
+            <w:tcW w:type="dxa" w:w="1900"/>
+            <w:tcBorders>
+              <w:top w:val="single" w:color="C9D6CE" w:sz="2"/>
+              <w:left w:val="single" w:color="C9D6CE" w:sz="2"/>
+              <w:bottom w:val="single" w:color="C9D6CE" w:sz="2"/>
+              <w:right w:val="single" w:color="C9D6CE" w:sz="2"/>
+            </w:tcBorders>
+            <w:tcMar>
+              <w:top w:type="dxa" w:w="50"/>
+              <w:left w:type="dxa" w:w="100"/>
+              <w:bottom w:type="dxa" w:w="50"/>
+              <w:right w:type="dxa" w:w="100"/>
+            </w:tcMar>
+          </w:tcPr>
+          <w:p>
+            <w:r>
+              <w:rPr>
+                <w:sz w:val="19"/>
+                <w:szCs w:val="19"/>
+              </w:rPr>
+              <w:t xml:space="preserve">Données</w:t>
+            </w:r>
+          </w:p>
+        </w:tc>
+        <w:tc>
+          <w:tcPr>
+            <w:tcW w:type="dxa" w:w="2500"/>
+            <w:tcBorders>
+              <w:top w:val="single" w:color="C9D6CE" w:sz="2"/>
+              <w:left w:val="single" w:color="C9D6CE" w:sz="2"/>
+              <w:bottom w:val="single" w:color="C9D6CE" w:sz="2"/>
+              <w:right w:val="single" w:color="C9D6CE" w:sz="2"/>
+            </w:tcBorders>
+            <w:tcMar>
+              <w:top w:type="dxa" w:w="50"/>
+              <w:left w:type="dxa" w:w="100"/>
+              <w:bottom w:type="dxa" w:w="50"/>
+              <w:right w:type="dxa" w:w="100"/>
+            </w:tcMar>
+          </w:tcPr>
+          <w:p>
+            <w:r>
+              <w:rPr>
+                <w:sz w:val="19"/>
+                <w:szCs w:val="19"/>
+              </w:rPr>
+              <w:t xml:space="preserve">Jeux de test</w:t>
+            </w:r>
+          </w:p>
+        </w:tc>
+        <w:tc>
+          <w:tcPr>
+            <w:tcW w:type="dxa" w:w="2000"/>
+            <w:tcBorders>
+              <w:top w:val="single" w:color="C9D6CE" w:sz="2"/>
+              <w:left w:val="single" w:color="C9D6CE" w:sz="2"/>
+              <w:bottom w:val="single" w:color="C9D6CE" w:sz="2"/>
+              <w:right w:val="single" w:color="C9D6CE" w:sz="2"/>
+            </w:tcBorders>
+            <w:tcMar>
+              <w:top w:type="dxa" w:w="50"/>
+              <w:left w:type="dxa" w:w="100"/>
+              <w:bottom w:type="dxa" w:w="50"/>
+              <w:right w:type="dxa" w:w="100"/>
+            </w:tcMar>
+          </w:tcPr>
+          <w:p>
+            <w:r>
+              <w:rPr>
+                <w:sz w:val="19"/>
+                <w:szCs w:val="19"/>
+              </w:rPr>
+              <w:t xml:space="preserve">Fictives</w:t>
+            </w:r>
+          </w:p>
+        </w:tc>
+        <w:tc>
+          <w:tcPr>
+            <w:tcW w:type="dxa" w:w="2626"/>
+            <w:tcBorders>
+              <w:top w:val="single" w:color="C9D6CE" w:sz="2"/>
+              <w:left w:val="single" w:color="C9D6CE" w:sz="2"/>
+              <w:bottom w:val="single" w:color="C9D6CE" w:sz="2"/>
+              <w:right w:val="single" w:color="C9D6CE" w:sz="2"/>
+            </w:tcBorders>
+            <w:tcMar>
+              <w:top w:type="dxa" w:w="50"/>
+              <w:left w:type="dxa" w:w="100"/>
+              <w:bottom w:type="dxa" w:w="50"/>
+              <w:right w:type="dxa" w:w="100"/>
+            </w:tcMar>
+          </w:tcPr>
+          <w:p>
+            <w:r>
+              <w:rPr>
+                <w:sz w:val="19"/>
+                <w:szCs w:val="19"/>
+              </w:rPr>
+              <w:t xml:space="preserve">Réelles</w:t>
+            </w:r>
+          </w:p>
+        </w:tc>
+      </w:tr>
+    </w:tbl>
+    <w:p>
+      <w:pPr>
+        <w:spacing w:after="120" w:line="276"/>
+      </w:pPr>
+      <w:r>
+        <w:rPr>
+          <w:b/>
+          <w:bCs/>
+          <w:sz w:val="21"/>
+          <w:szCs w:val="21"/>
+        </w:rPr>
+        <w:t xml:space="preserve">Profils Spring. </w:t>
+      </w:r>
+      <w:r>
+        <w:rPr>
+          <w:sz w:val="21"/>
+          <w:szCs w:val="21"/>
+        </w:rPr>
+        <w:t xml:space="preserve">La bascule s'opère par </w:t>
+      </w:r>
+      <w:r>
+        <w:rPr>
+          <w:rFonts w:ascii="Consolas" w:cs="Consolas" w:eastAsia="Consolas" w:hAnsi="Consolas"/>
+          <w:color w:val="2C5F4A"/>
+          <w:sz w:val="19"/>
+          <w:szCs w:val="19"/>
+        </w:rPr>
+        <w:t xml:space="preserve">SPRING_PROFILES_ACTIVE</w:t>
+      </w:r>
+      <w:r>
+        <w:rPr>
+          <w:sz w:val="21"/>
+          <w:szCs w:val="21"/>
+        </w:rPr>
+        <w:t xml:space="preserve"> : </w:t>
+      </w:r>
+      <w:r>
+        <w:rPr>
+          <w:rFonts w:ascii="Consolas" w:cs="Consolas" w:eastAsia="Consolas" w:hAnsi="Consolas"/>
+          <w:color w:val="2C5F4A"/>
+          <w:sz w:val="19"/>
+          <w:szCs w:val="19"/>
+        </w:rPr>
+        <w:t xml:space="preserve">application-dev.properties</w:t>
+      </w:r>
+      <w:r>
+        <w:rPr>
+          <w:sz w:val="21"/>
+          <w:szCs w:val="21"/>
+        </w:rPr>
+        <w:t xml:space="preserve"> (logs verbeux, Swagger actif) et </w:t>
+      </w:r>
+      <w:r>
+        <w:rPr>
+          <w:rFonts w:ascii="Consolas" w:cs="Consolas" w:eastAsia="Consolas" w:hAnsi="Consolas"/>
+          <w:color w:val="2C5F4A"/>
+          <w:sz w:val="19"/>
+          <w:szCs w:val="19"/>
+        </w:rPr>
+        <w:t xml:space="preserve">application-prod.properties</w:t>
+      </w:r>
+      <w:r>
+        <w:rPr>
+          <w:sz w:val="21"/>
+          <w:szCs w:val="21"/>
+        </w:rPr>
+        <w:t xml:space="preserve"> (logs réduits, Swagger désactivé, ddl-auto=validate).</w:t>
+      </w:r>
+    </w:p>
+    <w:p>
+      <w:pPr>
+        <w:spacing w:after="120" w:line="276"/>
+      </w:pPr>
+      <w:r>
+        <w:rPr>
+          <w:b/>
+          <w:bCs/>
+          <w:sz w:val="21"/>
+          <w:szCs w:val="21"/>
+        </w:rPr>
+        <w:t xml:space="preserve">Variables d'environnement. </w:t>
+      </w:r>
+      <w:r>
+        <w:rPr>
+          <w:sz w:val="21"/>
+          <w:szCs w:val="21"/>
+        </w:rPr>
+        <w:t xml:space="preserve">Aucun secret n'est commité. Les valeurs sensibles vivent dans : le </w:t>
+      </w:r>
+      <w:r>
+        <w:rPr>
+          <w:rFonts w:ascii="Consolas" w:cs="Consolas" w:eastAsia="Consolas" w:hAnsi="Consolas"/>
+          <w:color w:val="2C5F4A"/>
+          <w:sz w:val="19"/>
+          <w:szCs w:val="19"/>
+        </w:rPr>
+        <w:t xml:space="preserve">.env</w:t>
+      </w:r>
+      <w:r>
+        <w:rPr>
+          <w:sz w:val="21"/>
+          <w:szCs w:val="21"/>
+        </w:rPr>
+        <w:t xml:space="preserve"> local (ignoré par git), les </w:t>
+      </w:r>
+      <w:r>
+        <w:rPr>
+          <w:b/>
+          <w:bCs/>
+          <w:sz w:val="21"/>
+          <w:szCs w:val="21"/>
+        </w:rPr>
+        <w:t xml:space="preserve">secrets GitHub Actions</w:t>
+      </w:r>
+      <w:r>
+        <w:rPr>
+          <w:sz w:val="21"/>
+          <w:szCs w:val="21"/>
+        </w:rPr>
+        <w:t xml:space="preserve"> (identifiants BDD, JWT, token Vercel), les </w:t>
+      </w:r>
+      <w:r>
+        <w:rPr>
+          <w:b/>
+          <w:bCs/>
+          <w:sz w:val="21"/>
+          <w:szCs w:val="21"/>
+        </w:rPr>
+        <w:t xml:space="preserve">secrets Dependabot</w:t>
+      </w:r>
+      <w:r>
+        <w:rPr>
+          <w:sz w:val="21"/>
+          <w:szCs w:val="21"/>
+        </w:rPr>
+        <w:t xml:space="preserve"> (coffre distinct — Dependabot n'a pas accès à ceux d'Actions), et les </w:t>
+      </w:r>
+      <w:r>
+        <w:rPr>
+          <w:b/>
+          <w:bCs/>
+          <w:sz w:val="21"/>
+          <w:szCs w:val="21"/>
+        </w:rPr>
+        <w:t xml:space="preserve">variables d'environnement Vercel</w:t>
+      </w:r>
+      <w:r>
+        <w:rPr>
+          <w:sz w:val="21"/>
+          <w:szCs w:val="21"/>
+        </w:rPr>
+        <w:t xml:space="preserve"> (clés publiques Supabase, URL API).</w:t>
+      </w:r>
+    </w:p>
+    <w:p>
+      <w:pPr>
+        <w:pageBreakBefore/>
+      </w:pPr>
+    </w:p>
+    <w:p>
+      <w:pPr>
+        <w:pStyle w:val="Heading1"/>
+        <w:spacing w:after="160" w:before="320"/>
+      </w:pPr>
+      <w:r>
+        <w:rPr>
+          <w:b/>
+          <w:bCs/>
+          <w:color w:val="2C5F4A"/>
+          <w:sz w:val="30"/>
+          <w:szCs w:val="30"/>
+        </w:rPr>
+        <w:t xml:space="preserve">6. Supervision du déploiement</w:t>
+      </w:r>
+    </w:p>
+    <w:p>
+      <w:pPr>
+        <w:spacing w:after="120" w:line="276"/>
+      </w:pPr>
+      <w:r>
+        <w:rPr>
+          <w:sz w:val="21"/>
+          <w:szCs w:val="21"/>
+        </w:rPr>
+        <w:t xml:space="preserve">La stack de supervision accompagne la mise en production et permet de valider le bon fonctionnement après déploiement.</w:t>
+      </w:r>
+    </w:p>
     <w:tbl>
       <w:tblPr>
         <w:tblW w:type="dxa" w:w="9026"/>
@@ -1423,8 +2853,8 @@
       </w:tblPr>
       <w:tblGrid>
         <w:gridCol w:w="2400"/>
-        <w:gridCol w:w="3300"/>
-        <w:gridCol w:w="3326"/>
+        <w:gridCol w:w="4600"/>
+        <w:gridCol w:w="2026"/>
       </w:tblGrid>
       <w:tr>
         <w:trPr>
@@ -1456,13 +2886,13 @@
                 <w:sz w:val="19"/>
                 <w:szCs w:val="19"/>
               </w:rPr>
-              <w:t xml:space="preserve">Paramètre</w:t>
-            </w:r>
-          </w:p>
-        </w:tc>
-        <w:tc>
-          <w:tcPr>
-            <w:tcW w:type="dxa" w:w="3300"/>
+              <w:t xml:space="preserve">Composant</w:t>
+            </w:r>
+          </w:p>
+        </w:tc>
+        <w:tc>
+          <w:tcPr>
+            <w:tcW w:type="dxa" w:w="4600"/>
             <w:tcBorders>
               <w:top w:val="single" w:color="C9D6CE" w:sz="2"/>
               <w:left w:val="single" w:color="C9D6CE" w:sz="2"/>
@@ -1486,13 +2916,13 @@
                 <w:sz w:val="19"/>
                 <w:szCs w:val="19"/>
               </w:rPr>
-              <w:t xml:space="preserve">Développement</w:t>
-            </w:r>
-          </w:p>
-        </w:tc>
-        <w:tc>
-          <w:tcPr>
-            <w:tcW w:type="dxa" w:w="3326"/>
+              <w:t xml:space="preserve">Rôle</w:t>
+            </w:r>
+          </w:p>
+        </w:tc>
+        <w:tc>
+          <w:tcPr>
+            <w:tcW w:type="dxa" w:w="2026"/>
             <w:tcBorders>
               <w:top w:val="single" w:color="C9D6CE" w:sz="2"/>
               <w:left w:val="single" w:color="C9D6CE" w:sz="2"/>
@@ -1516,7 +2946,7 @@
                 <w:sz w:val="19"/>
                 <w:szCs w:val="19"/>
               </w:rPr>
-              <w:t xml:space="preserve">Production</w:t>
+              <w:t xml:space="preserve">Port</w:t>
             </w:r>
           </w:p>
         </w:tc>
@@ -1544,59 +2974,59 @@
                 <w:sz w:val="19"/>
                 <w:szCs w:val="19"/>
               </w:rPr>
-              <w:t xml:space="preserve">Déclenchement</w:t>
-            </w:r>
-          </w:p>
-        </w:tc>
-        <w:tc>
-          <w:tcPr>
-            <w:tcW w:type="dxa" w:w="3300"/>
-            <w:tcBorders>
-              <w:top w:val="single" w:color="C9D6CE" w:sz="2"/>
-              <w:left w:val="single" w:color="C9D6CE" w:sz="2"/>
-              <w:bottom w:val="single" w:color="C9D6CE" w:sz="2"/>
-              <w:right w:val="single" w:color="C9D6CE" w:sz="2"/>
-            </w:tcBorders>
-            <w:tcMar>
-              <w:top w:type="dxa" w:w="50"/>
-              <w:left w:type="dxa" w:w="100"/>
-              <w:bottom w:type="dxa" w:w="50"/>
-              <w:right w:type="dxa" w:w="100"/>
-            </w:tcMar>
-          </w:tcPr>
-          <w:p>
-            <w:r>
-              <w:rPr>
-                <w:sz w:val="19"/>
-                <w:szCs w:val="19"/>
-              </w:rPr>
-              <w:t xml:space="preserve">Manuel (local)</w:t>
-            </w:r>
-          </w:p>
-        </w:tc>
-        <w:tc>
-          <w:tcPr>
-            <w:tcW w:type="dxa" w:w="3326"/>
-            <w:tcBorders>
-              <w:top w:val="single" w:color="C9D6CE" w:sz="2"/>
-              <w:left w:val="single" w:color="C9D6CE" w:sz="2"/>
-              <w:bottom w:val="single" w:color="C9D6CE" w:sz="2"/>
-              <w:right w:val="single" w:color="C9D6CE" w:sz="2"/>
-            </w:tcBorders>
-            <w:tcMar>
-              <w:top w:type="dxa" w:w="50"/>
-              <w:left w:type="dxa" w:w="100"/>
-              <w:bottom w:type="dxa" w:w="50"/>
-              <w:right w:type="dxa" w:w="100"/>
-            </w:tcMar>
-          </w:tcPr>
-          <w:p>
-            <w:r>
-              <w:rPr>
-                <w:sz w:val="19"/>
-                <w:szCs w:val="19"/>
-              </w:rPr>
-              <w:t xml:space="preserve">Push sur main</w:t>
+              <w:t xml:space="preserve">Spring Boot Actuator</w:t>
+            </w:r>
+          </w:p>
+        </w:tc>
+        <w:tc>
+          <w:tcPr>
+            <w:tcW w:type="dxa" w:w="4600"/>
+            <w:tcBorders>
+              <w:top w:val="single" w:color="C9D6CE" w:sz="2"/>
+              <w:left w:val="single" w:color="C9D6CE" w:sz="2"/>
+              <w:bottom w:val="single" w:color="C9D6CE" w:sz="2"/>
+              <w:right w:val="single" w:color="C9D6CE" w:sz="2"/>
+            </w:tcBorders>
+            <w:tcMar>
+              <w:top w:type="dxa" w:w="50"/>
+              <w:left w:type="dxa" w:w="100"/>
+              <w:bottom w:type="dxa" w:w="50"/>
+              <w:right w:type="dxa" w:w="100"/>
+            </w:tcMar>
+          </w:tcPr>
+          <w:p>
+            <w:r>
+              <w:rPr>
+                <w:sz w:val="19"/>
+                <w:szCs w:val="19"/>
+              </w:rPr>
+              <w:t xml:space="preserve">Expose /actuator/health et /actuator/prometheus</w:t>
+            </w:r>
+          </w:p>
+        </w:tc>
+        <w:tc>
+          <w:tcPr>
+            <w:tcW w:type="dxa" w:w="2026"/>
+            <w:tcBorders>
+              <w:top w:val="single" w:color="C9D6CE" w:sz="2"/>
+              <w:left w:val="single" w:color="C9D6CE" w:sz="2"/>
+              <w:bottom w:val="single" w:color="C9D6CE" w:sz="2"/>
+              <w:right w:val="single" w:color="C9D6CE" w:sz="2"/>
+            </w:tcBorders>
+            <w:tcMar>
+              <w:top w:type="dxa" w:w="50"/>
+              <w:left w:type="dxa" w:w="100"/>
+              <w:bottom w:type="dxa" w:w="50"/>
+              <w:right w:type="dxa" w:w="100"/>
+            </w:tcMar>
+          </w:tcPr>
+          <w:p>
+            <w:r>
+              <w:rPr>
+                <w:sz w:val="19"/>
+                <w:szCs w:val="19"/>
+              </w:rPr>
+              <w:t xml:space="preserve">interne</w:t>
             </w:r>
           </w:p>
         </w:tc>
@@ -1625,13 +3055,13 @@
                 <w:sz w:val="19"/>
                 <w:szCs w:val="19"/>
               </w:rPr>
-              <w:t xml:space="preserve">API</w:t>
-            </w:r>
-          </w:p>
-        </w:tc>
-        <w:tc>
-          <w:tcPr>
-            <w:tcW w:type="dxa" w:w="3300"/>
+              <w:t xml:space="preserve">Prometheus</w:t>
+            </w:r>
+          </w:p>
+        </w:tc>
+        <w:tc>
+          <w:tcPr>
+            <w:tcW w:type="dxa" w:w="4600"/>
             <w:tcBorders>
               <w:top w:val="single" w:color="C9D6CE" w:sz="2"/>
               <w:left w:val="single" w:color="C9D6CE" w:sz="2"/>
@@ -1652,13 +3082,13 @@
                 <w:sz w:val="19"/>
                 <w:szCs w:val="19"/>
               </w:rPr>
-              <w:t xml:space="preserve">Docker local (localhost:8080)</w:t>
-            </w:r>
-          </w:p>
-        </w:tc>
-        <w:tc>
-          <w:tcPr>
-            <w:tcW w:type="dxa" w:w="3326"/>
+              <w:t xml:space="preserve">Collecte des métriques (scrape 15 s)</w:t>
+            </w:r>
+          </w:p>
+        </w:tc>
+        <w:tc>
+          <w:tcPr>
+            <w:tcW w:type="dxa" w:w="2026"/>
             <w:tcBorders>
               <w:top w:val="single" w:color="C9D6CE" w:sz="2"/>
               <w:left w:val="single" w:color="C9D6CE" w:sz="2"/>
@@ -1679,7 +3109,7 @@
                 <w:sz w:val="19"/>
                 <w:szCs w:val="19"/>
               </w:rPr>
-              <w:t xml:space="preserve">Image GHCR (déploiement gated)</w:t>
+              <w:t xml:space="preserve">9090 (interne)</w:t>
             </w:r>
           </w:p>
         </w:tc>
@@ -1707,59 +3137,59 @@
                 <w:sz w:val="19"/>
                 <w:szCs w:val="19"/>
               </w:rPr>
-              <w:t xml:space="preserve">Web</w:t>
-            </w:r>
-          </w:p>
-        </w:tc>
-        <w:tc>
-          <w:tcPr>
-            <w:tcW w:type="dxa" w:w="3300"/>
-            <w:tcBorders>
-              <w:top w:val="single" w:color="C9D6CE" w:sz="2"/>
-              <w:left w:val="single" w:color="C9D6CE" w:sz="2"/>
-              <w:bottom w:val="single" w:color="C9D6CE" w:sz="2"/>
-              <w:right w:val="single" w:color="C9D6CE" w:sz="2"/>
-            </w:tcBorders>
-            <w:tcMar>
-              <w:top w:type="dxa" w:w="50"/>
-              <w:left w:type="dxa" w:w="100"/>
-              <w:bottom w:type="dxa" w:w="50"/>
-              <w:right w:type="dxa" w:w="100"/>
-            </w:tcMar>
-          </w:tcPr>
-          <w:p>
-            <w:r>
-              <w:rPr>
-                <w:sz w:val="19"/>
-                <w:szCs w:val="19"/>
-              </w:rPr>
-              <w:t xml:space="preserve">pnpm dev (localhost:3000)</w:t>
-            </w:r>
-          </w:p>
-        </w:tc>
-        <w:tc>
-          <w:tcPr>
-            <w:tcW w:type="dxa" w:w="3326"/>
-            <w:tcBorders>
-              <w:top w:val="single" w:color="C9D6CE" w:sz="2"/>
-              <w:left w:val="single" w:color="C9D6CE" w:sz="2"/>
-              <w:bottom w:val="single" w:color="C9D6CE" w:sz="2"/>
-              <w:right w:val="single" w:color="C9D6CE" w:sz="2"/>
-            </w:tcBorders>
-            <w:tcMar>
-              <w:top w:type="dxa" w:w="50"/>
-              <w:left w:type="dxa" w:w="100"/>
-              <w:bottom w:type="dxa" w:w="50"/>
-              <w:right w:type="dxa" w:w="100"/>
-            </w:tcMar>
-          </w:tcPr>
-          <w:p>
-            <w:r>
-              <w:rPr>
-                <w:sz w:val="19"/>
-                <w:szCs w:val="19"/>
-              </w:rPr>
-              <w:t xml:space="preserve">Vercel</w:t>
+              <w:t xml:space="preserve">Grafana</w:t>
+            </w:r>
+          </w:p>
+        </w:tc>
+        <w:tc>
+          <w:tcPr>
+            <w:tcW w:type="dxa" w:w="4600"/>
+            <w:tcBorders>
+              <w:top w:val="single" w:color="C9D6CE" w:sz="2"/>
+              <w:left w:val="single" w:color="C9D6CE" w:sz="2"/>
+              <w:bottom w:val="single" w:color="C9D6CE" w:sz="2"/>
+              <w:right w:val="single" w:color="C9D6CE" w:sz="2"/>
+            </w:tcBorders>
+            <w:tcMar>
+              <w:top w:type="dxa" w:w="50"/>
+              <w:left w:type="dxa" w:w="100"/>
+              <w:bottom w:type="dxa" w:w="50"/>
+              <w:right w:type="dxa" w:w="100"/>
+            </w:tcMar>
+          </w:tcPr>
+          <w:p>
+            <w:r>
+              <w:rPr>
+                <w:sz w:val="19"/>
+                <w:szCs w:val="19"/>
+              </w:rPr>
+              <w:t xml:space="preserve">Tableaux de bord (JVM, HikariCP, Tomcat, HTTP)</w:t>
+            </w:r>
+          </w:p>
+        </w:tc>
+        <w:tc>
+          <w:tcPr>
+            <w:tcW w:type="dxa" w:w="2026"/>
+            <w:tcBorders>
+              <w:top w:val="single" w:color="C9D6CE" w:sz="2"/>
+              <w:left w:val="single" w:color="C9D6CE" w:sz="2"/>
+              <w:bottom w:val="single" w:color="C9D6CE" w:sz="2"/>
+              <w:right w:val="single" w:color="C9D6CE" w:sz="2"/>
+            </w:tcBorders>
+            <w:tcMar>
+              <w:top w:type="dxa" w:w="50"/>
+              <w:left w:type="dxa" w:w="100"/>
+              <w:bottom w:type="dxa" w:w="50"/>
+              <w:right w:type="dxa" w:w="100"/>
+            </w:tcMar>
+          </w:tcPr>
+          <w:p>
+            <w:r>
+              <w:rPr>
+                <w:sz w:val="19"/>
+                <w:szCs w:val="19"/>
+              </w:rPr>
+              <w:t xml:space="preserve">3001</w:t>
             </w:r>
           </w:p>
         </w:tc>
@@ -1788,13 +3218,13 @@
                 <w:sz w:val="19"/>
                 <w:szCs w:val="19"/>
               </w:rPr>
-              <w:t xml:space="preserve">Mobile</w:t>
-            </w:r>
-          </w:p>
-        </w:tc>
-        <w:tc>
-          <w:tcPr>
-            <w:tcW w:type="dxa" w:w="3300"/>
+              <w:t xml:space="preserve">Loki + Promtail</w:t>
+            </w:r>
+          </w:p>
+        </w:tc>
+        <w:tc>
+          <w:tcPr>
+            <w:tcW w:type="dxa" w:w="4600"/>
             <w:tcBorders>
               <w:top w:val="single" w:color="C9D6CE" w:sz="2"/>
               <w:left w:val="single" w:color="C9D6CE" w:sz="2"/>
@@ -1815,13 +3245,13 @@
                 <w:sz w:val="19"/>
                 <w:szCs w:val="19"/>
               </w:rPr>
-              <w:t xml:space="preserve">Émulateur (10.0.2.2:8080)</w:t>
-            </w:r>
-          </w:p>
-        </w:tc>
-        <w:tc>
-          <w:tcPr>
-            <w:tcW w:type="dxa" w:w="3326"/>
+              <w:t xml:space="preserve">Agrégation des journaux</w:t>
+            </w:r>
+          </w:p>
+        </w:tc>
+        <w:tc>
+          <w:tcPr>
+            <w:tcW w:type="dxa" w:w="2026"/>
             <w:tcBorders>
               <w:top w:val="single" w:color="C9D6CE" w:sz="2"/>
               <w:left w:val="single" w:color="C9D6CE" w:sz="2"/>
@@ -1842,333 +3272,7 @@
                 <w:sz w:val="19"/>
                 <w:szCs w:val="19"/>
               </w:rPr>
-              <w:t xml:space="preserve">APK distribué</w:t>
-            </w:r>
-          </w:p>
-        </w:tc>
-      </w:tr>
-      <w:tr>
-        <w:tc>
-          <w:tcPr>
-            <w:tcW w:type="dxa" w:w="2400"/>
-            <w:tcBorders>
-              <w:top w:val="single" w:color="C9D6CE" w:sz="2"/>
-              <w:left w:val="single" w:color="C9D6CE" w:sz="2"/>
-              <w:bottom w:val="single" w:color="C9D6CE" w:sz="2"/>
-              <w:right w:val="single" w:color="C9D6CE" w:sz="2"/>
-            </w:tcBorders>
-            <w:tcMar>
-              <w:top w:type="dxa" w:w="50"/>
-              <w:left w:type="dxa" w:w="100"/>
-              <w:bottom w:type="dxa" w:w="50"/>
-              <w:right w:type="dxa" w:w="100"/>
-            </w:tcMar>
-          </w:tcPr>
-          <w:p>
-            <w:r>
-              <w:rPr>
-                <w:sz w:val="19"/>
-                <w:szCs w:val="19"/>
-              </w:rPr>
-              <w:t xml:space="preserve">Base de données</w:t>
-            </w:r>
-          </w:p>
-        </w:tc>
-        <w:tc>
-          <w:tcPr>
-            <w:tcW w:type="dxa" w:w="3300"/>
-            <w:tcBorders>
-              <w:top w:val="single" w:color="C9D6CE" w:sz="2"/>
-              <w:left w:val="single" w:color="C9D6CE" w:sz="2"/>
-              <w:bottom w:val="single" w:color="C9D6CE" w:sz="2"/>
-              <w:right w:val="single" w:color="C9D6CE" w:sz="2"/>
-            </w:tcBorders>
-            <w:tcMar>
-              <w:top w:type="dxa" w:w="50"/>
-              <w:left w:type="dxa" w:w="100"/>
-              <w:bottom w:type="dxa" w:w="50"/>
-              <w:right w:type="dxa" w:w="100"/>
-            </w:tcMar>
-          </w:tcPr>
-          <w:p>
-            <w:r>
-              <w:rPr>
-                <w:sz w:val="19"/>
-                <w:szCs w:val="19"/>
-              </w:rPr>
-              <w:t xml:space="preserve">MySQL Docker</w:t>
-            </w:r>
-          </w:p>
-        </w:tc>
-        <w:tc>
-          <w:tcPr>
-            <w:tcW w:type="dxa" w:w="3326"/>
-            <w:tcBorders>
-              <w:top w:val="single" w:color="C9D6CE" w:sz="2"/>
-              <w:left w:val="single" w:color="C9D6CE" w:sz="2"/>
-              <w:bottom w:val="single" w:color="C9D6CE" w:sz="2"/>
-              <w:right w:val="single" w:color="C9D6CE" w:sz="2"/>
-            </w:tcBorders>
-            <w:tcMar>
-              <w:top w:type="dxa" w:w="50"/>
-              <w:left w:type="dxa" w:w="100"/>
-              <w:bottom w:type="dxa" w:w="50"/>
-              <w:right w:type="dxa" w:w="100"/>
-            </w:tcMar>
-          </w:tcPr>
-          <w:p>
-            <w:r>
-              <w:rPr>
-                <w:sz w:val="19"/>
-                <w:szCs w:val="19"/>
-              </w:rPr>
-              <w:t xml:space="preserve">MySQL — user à droits minimaux</w:t>
-            </w:r>
-          </w:p>
-        </w:tc>
-      </w:tr>
-      <w:tr>
-        <w:tc>
-          <w:tcPr>
-            <w:tcW w:type="dxa" w:w="2400"/>
-            <w:tcBorders>
-              <w:top w:val="single" w:color="C9D6CE" w:sz="2"/>
-              <w:left w:val="single" w:color="C9D6CE" w:sz="2"/>
-              <w:bottom w:val="single" w:color="C9D6CE" w:sz="2"/>
-              <w:right w:val="single" w:color="C9D6CE" w:sz="2"/>
-            </w:tcBorders>
-            <w:shd w:fill="E8EFEA" w:color="auto" w:val="clear"/>
-            <w:tcMar>
-              <w:top w:type="dxa" w:w="50"/>
-              <w:left w:type="dxa" w:w="100"/>
-              <w:bottom w:type="dxa" w:w="50"/>
-              <w:right w:type="dxa" w:w="100"/>
-            </w:tcMar>
-          </w:tcPr>
-          <w:p>
-            <w:r>
-              <w:rPr>
-                <w:sz w:val="19"/>
-                <w:szCs w:val="19"/>
-              </w:rPr>
-              <w:t xml:space="preserve">Swagger</w:t>
-            </w:r>
-          </w:p>
-        </w:tc>
-        <w:tc>
-          <w:tcPr>
-            <w:tcW w:type="dxa" w:w="3300"/>
-            <w:tcBorders>
-              <w:top w:val="single" w:color="C9D6CE" w:sz="2"/>
-              <w:left w:val="single" w:color="C9D6CE" w:sz="2"/>
-              <w:bottom w:val="single" w:color="C9D6CE" w:sz="2"/>
-              <w:right w:val="single" w:color="C9D6CE" w:sz="2"/>
-            </w:tcBorders>
-            <w:shd w:fill="E8EFEA" w:color="auto" w:val="clear"/>
-            <w:tcMar>
-              <w:top w:type="dxa" w:w="50"/>
-              <w:left w:type="dxa" w:w="100"/>
-              <w:bottom w:type="dxa" w:w="50"/>
-              <w:right w:type="dxa" w:w="100"/>
-            </w:tcMar>
-          </w:tcPr>
-          <w:p>
-            <w:r>
-              <w:rPr>
-                <w:sz w:val="19"/>
-                <w:szCs w:val="19"/>
-              </w:rPr>
-              <w:t xml:space="preserve">Activé</w:t>
-            </w:r>
-          </w:p>
-        </w:tc>
-        <w:tc>
-          <w:tcPr>
-            <w:tcW w:type="dxa" w:w="3326"/>
-            <w:tcBorders>
-              <w:top w:val="single" w:color="C9D6CE" w:sz="2"/>
-              <w:left w:val="single" w:color="C9D6CE" w:sz="2"/>
-              <w:bottom w:val="single" w:color="C9D6CE" w:sz="2"/>
-              <w:right w:val="single" w:color="C9D6CE" w:sz="2"/>
-            </w:tcBorders>
-            <w:shd w:fill="E8EFEA" w:color="auto" w:val="clear"/>
-            <w:tcMar>
-              <w:top w:type="dxa" w:w="50"/>
-              <w:left w:type="dxa" w:w="100"/>
-              <w:bottom w:type="dxa" w:w="50"/>
-              <w:right w:type="dxa" w:w="100"/>
-            </w:tcMar>
-          </w:tcPr>
-          <w:p>
-            <w:r>
-              <w:rPr>
-                <w:sz w:val="19"/>
-                <w:szCs w:val="19"/>
-              </w:rPr>
-              <w:t xml:space="preserve">Désactivé</w:t>
-            </w:r>
-          </w:p>
-        </w:tc>
-      </w:tr>
-      <w:tr>
-        <w:tc>
-          <w:tcPr>
-            <w:tcW w:type="dxa" w:w="2400"/>
-            <w:tcBorders>
-              <w:top w:val="single" w:color="C9D6CE" w:sz="2"/>
-              <w:left w:val="single" w:color="C9D6CE" w:sz="2"/>
-              <w:bottom w:val="single" w:color="C9D6CE" w:sz="2"/>
-              <w:right w:val="single" w:color="C9D6CE" w:sz="2"/>
-            </w:tcBorders>
-            <w:tcMar>
-              <w:top w:type="dxa" w:w="50"/>
-              <w:left w:type="dxa" w:w="100"/>
-              <w:bottom w:type="dxa" w:w="50"/>
-              <w:right w:type="dxa" w:w="100"/>
-            </w:tcMar>
-          </w:tcPr>
-          <w:p>
-            <w:r>
-              <w:rPr>
-                <w:sz w:val="19"/>
-                <w:szCs w:val="19"/>
-              </w:rPr>
-              <w:t xml:space="preserve">Logs</w:t>
-            </w:r>
-          </w:p>
-        </w:tc>
-        <w:tc>
-          <w:tcPr>
-            <w:tcW w:type="dxa" w:w="3300"/>
-            <w:tcBorders>
-              <w:top w:val="single" w:color="C9D6CE" w:sz="2"/>
-              <w:left w:val="single" w:color="C9D6CE" w:sz="2"/>
-              <w:bottom w:val="single" w:color="C9D6CE" w:sz="2"/>
-              <w:right w:val="single" w:color="C9D6CE" w:sz="2"/>
-            </w:tcBorders>
-            <w:tcMar>
-              <w:top w:type="dxa" w:w="50"/>
-              <w:left w:type="dxa" w:w="100"/>
-              <w:bottom w:type="dxa" w:w="50"/>
-              <w:right w:type="dxa" w:w="100"/>
-            </w:tcMar>
-          </w:tcPr>
-          <w:p>
-            <w:r>
-              <w:rPr>
-                <w:sz w:val="19"/>
-                <w:szCs w:val="19"/>
-              </w:rPr>
-              <w:t xml:space="preserve">DEBUG</w:t>
-            </w:r>
-          </w:p>
-        </w:tc>
-        <w:tc>
-          <w:tcPr>
-            <w:tcW w:type="dxa" w:w="3326"/>
-            <w:tcBorders>
-              <w:top w:val="single" w:color="C9D6CE" w:sz="2"/>
-              <w:left w:val="single" w:color="C9D6CE" w:sz="2"/>
-              <w:bottom w:val="single" w:color="C9D6CE" w:sz="2"/>
-              <w:right w:val="single" w:color="C9D6CE" w:sz="2"/>
-            </w:tcBorders>
-            <w:tcMar>
-              <w:top w:type="dxa" w:w="50"/>
-              <w:left w:type="dxa" w:w="100"/>
-              <w:bottom w:type="dxa" w:w="50"/>
-              <w:right w:type="dxa" w:w="100"/>
-            </w:tcMar>
-          </w:tcPr>
-          <w:p>
-            <w:r>
-              <w:rPr>
-                <w:sz w:val="19"/>
-                <w:szCs w:val="19"/>
-              </w:rPr>
-              <w:t xml:space="preserve">WARN</w:t>
-            </w:r>
-          </w:p>
-        </w:tc>
-      </w:tr>
-      <w:tr>
-        <w:tc>
-          <w:tcPr>
-            <w:tcW w:type="dxa" w:w="2400"/>
-            <w:tcBorders>
-              <w:top w:val="single" w:color="C9D6CE" w:sz="2"/>
-              <w:left w:val="single" w:color="C9D6CE" w:sz="2"/>
-              <w:bottom w:val="single" w:color="C9D6CE" w:sz="2"/>
-              <w:right w:val="single" w:color="C9D6CE" w:sz="2"/>
-            </w:tcBorders>
-            <w:shd w:fill="E8EFEA" w:color="auto" w:val="clear"/>
-            <w:tcMar>
-              <w:top w:type="dxa" w:w="50"/>
-              <w:left w:type="dxa" w:w="100"/>
-              <w:bottom w:type="dxa" w:w="50"/>
-              <w:right w:type="dxa" w:w="100"/>
-            </w:tcMar>
-          </w:tcPr>
-          <w:p>
-            <w:r>
-              <w:rPr>
-                <w:sz w:val="19"/>
-                <w:szCs w:val="19"/>
-              </w:rPr>
-              <w:t xml:space="preserve">HTTPS</w:t>
-            </w:r>
-          </w:p>
-        </w:tc>
-        <w:tc>
-          <w:tcPr>
-            <w:tcW w:type="dxa" w:w="3300"/>
-            <w:tcBorders>
-              <w:top w:val="single" w:color="C9D6CE" w:sz="2"/>
-              <w:left w:val="single" w:color="C9D6CE" w:sz="2"/>
-              <w:bottom w:val="single" w:color="C9D6CE" w:sz="2"/>
-              <w:right w:val="single" w:color="C9D6CE" w:sz="2"/>
-            </w:tcBorders>
-            <w:shd w:fill="E8EFEA" w:color="auto" w:val="clear"/>
-            <w:tcMar>
-              <w:top w:type="dxa" w:w="50"/>
-              <w:left w:type="dxa" w:w="100"/>
-              <w:bottom w:type="dxa" w:w="50"/>
-              <w:right w:type="dxa" w:w="100"/>
-            </w:tcMar>
-          </w:tcPr>
-          <w:p>
-            <w:r>
-              <w:rPr>
-                <w:sz w:val="19"/>
-                <w:szCs w:val="19"/>
-              </w:rPr>
-              <w:t xml:space="preserve">Non (HTTP local)</w:t>
-            </w:r>
-          </w:p>
-        </w:tc>
-        <w:tc>
-          <w:tcPr>
-            <w:tcW w:type="dxa" w:w="3326"/>
-            <w:tcBorders>
-              <w:top w:val="single" w:color="C9D6CE" w:sz="2"/>
-              <w:left w:val="single" w:color="C9D6CE" w:sz="2"/>
-              <w:bottom w:val="single" w:color="C9D6CE" w:sz="2"/>
-              <w:right w:val="single" w:color="C9D6CE" w:sz="2"/>
-            </w:tcBorders>
-            <w:shd w:fill="E8EFEA" w:color="auto" w:val="clear"/>
-            <w:tcMar>
-              <w:top w:type="dxa" w:w="50"/>
-              <w:left w:type="dxa" w:w="100"/>
-              <w:bottom w:type="dxa" w:w="50"/>
-              <w:right w:type="dxa" w:w="100"/>
-            </w:tcMar>
-          </w:tcPr>
-          <w:p>
-            <w:r>
-              <w:rPr>
-                <w:sz w:val="19"/>
-                <w:szCs w:val="19"/>
-              </w:rPr>
-              <w:t xml:space="preserve">Oui (HSTS)</w:t>
+              <w:t xml:space="preserve">3100 (interne)</w:t>
             </w:r>
           </w:p>
         </w:tc>
@@ -2185,14 +3289,51 @@
           <w:sz w:val="21"/>
           <w:szCs w:val="21"/>
         </w:rPr>
-        <w:t xml:space="preserve">Variables d'environnement. </w:t>
-      </w:r>
-      <w:r>
-        <w:rPr>
-          <w:sz w:val="21"/>
-          <w:szCs w:val="21"/>
-        </w:rPr>
-        <w:t xml:space="preserve">Aucun secret n'est commité. Les valeurs sensibles vivent dans : le </w:t>
+        <w:t xml:space="preserve">Métriques suivies. </w:t>
+      </w:r>
+      <w:r>
+        <w:rPr>
+          <w:sz w:val="21"/>
+          <w:szCs w:val="21"/>
+        </w:rPr>
+        <w:t xml:space="preserve">Débit HTTP, latence p50/p95/p99, taux d'erreur, pool de connexions BDD (HikariCP), threads Tomcat, mémoire JVM.</w:t>
+      </w:r>
+    </w:p>
+    <w:p>
+      <w:pPr>
+        <w:spacing w:after="120" w:line="276"/>
+      </w:pPr>
+      <w:r>
+        <w:rPr>
+          <w:b/>
+          <w:bCs/>
+          <w:sz w:val="21"/>
+          <w:szCs w:val="21"/>
+        </w:rPr>
+        <w:t xml:space="preserve">Limite et action recommandée. </w:t>
+      </w:r>
+      <w:r>
+        <w:rPr>
+          <w:sz w:val="21"/>
+          <w:szCs w:val="21"/>
+        </w:rPr>
+        <w:t xml:space="preserve">Cette stack tourne sur le même hôte que l'API : si le serveur tombe, la supervision tombe avec lui. Une </w:t>
+      </w:r>
+      <w:r>
+        <w:rPr>
+          <w:b/>
+          <w:bCs/>
+          <w:sz w:val="21"/>
+          <w:szCs w:val="21"/>
+        </w:rPr>
+        <w:t xml:space="preserve">sonde externe</w:t>
+      </w:r>
+      <w:r>
+        <w:rPr>
+          <w:sz w:val="21"/>
+          <w:szCs w:val="21"/>
+        </w:rPr>
+        <w:t xml:space="preserve"> (UptimeRobot ou équivalent) interrogeant </w:t>
       </w:r>
       <w:r>
         <w:rPr>
@@ -2201,62 +3342,29 @@
           <w:sz w:val="19"/>
           <w:szCs w:val="19"/>
         </w:rPr>
-        <w:t xml:space="preserve">.env</w:t>
-      </w:r>
-      <w:r>
-        <w:rPr>
-          <w:sz w:val="21"/>
-          <w:szCs w:val="21"/>
-        </w:rPr>
-        <w:t xml:space="preserve"> local (ignoré par git), les </w:t>
-      </w:r>
-      <w:r>
-        <w:rPr>
-          <w:b/>
-          <w:bCs/>
-          <w:sz w:val="21"/>
-          <w:szCs w:val="21"/>
-        </w:rPr>
-        <w:t xml:space="preserve">secrets GitHub Actions</w:t>
-      </w:r>
-      <w:r>
-        <w:rPr>
-          <w:sz w:val="21"/>
-          <w:szCs w:val="21"/>
-        </w:rPr>
-        <w:t xml:space="preserve"> (identifiants BDD, JWT, token Vercel), les </w:t>
-      </w:r>
-      <w:r>
-        <w:rPr>
-          <w:b/>
-          <w:bCs/>
-          <w:sz w:val="21"/>
-          <w:szCs w:val="21"/>
-        </w:rPr>
-        <w:t xml:space="preserve">secrets Dependabot</w:t>
-      </w:r>
-      <w:r>
-        <w:rPr>
-          <w:sz w:val="21"/>
-          <w:szCs w:val="21"/>
-        </w:rPr>
-        <w:t xml:space="preserve"> (coffre distinct), et les </w:t>
-      </w:r>
-      <w:r>
-        <w:rPr>
-          <w:b/>
-          <w:bCs/>
-          <w:sz w:val="21"/>
-          <w:szCs w:val="21"/>
-        </w:rPr>
-        <w:t xml:space="preserve">variables d'environnement Vercel</w:t>
-      </w:r>
-      <w:r>
-        <w:rPr>
-          <w:sz w:val="21"/>
-          <w:szCs w:val="21"/>
-        </w:rPr>
-        <w:t xml:space="preserve"> (clés publiques Supabase, URL API).</w:t>
+        <w:t xml:space="preserve">/actuator/health</w:t>
+      </w:r>
+      <w:r>
+        <w:rPr>
+          <w:sz w:val="21"/>
+          <w:szCs w:val="21"/>
+        </w:rPr>
+        <w:t xml:space="preserve"> depuis Internet, avec alerte e-mail, est nécessaire pour détecter une indisponibilité totale.</w:t>
+      </w:r>
+    </w:p>
+    <w:p>
+      <w:pPr>
+        <w:spacing w:after="120" w:line="276"/>
+      </w:pPr>
+      <w:r>
+        <w:rPr>
+          <w:i/>
+          <w:iCs/>
+          <w:color w:val="777777"/>
+          <w:sz w:val="20"/>
+          <w:szCs w:val="20"/>
+        </w:rPr>
+        <w:t xml:space="preserve">À joindre au dossier : captures d'écran du tableau de bord Grafana et de la page d'état de la sonde externe.</w:t>
       </w:r>
     </w:p>
     <w:p>
@@ -2272,7 +3380,7 @@
           <w:sz w:val="30"/>
           <w:szCs w:val="30"/>
         </w:rPr>
-        <w:t xml:space="preserve">6. Procédure de mise en production</w:t>
+        <w:t xml:space="preserve">7. Procédure de mise en production</w:t>
       </w:r>
     </w:p>
     <w:p>
@@ -2461,7 +3569,7 @@
           <w:sz w:val="30"/>
           <w:szCs w:val="30"/>
         </w:rPr>
-        <w:t xml:space="preserve">7. Conclusion</w:t>
+        <w:t xml:space="preserve">8. Conclusion</w:t>
       </w:r>
     </w:p>
     <w:p>

--- a/docs/BL3/CESIZen-Plan-Deploiement.docx
+++ b/docs/BL3/CESIZen-Plan-Deploiement.docx
@@ -842,6 +842,728 @@
     </w:p>
     <w:p>
       <w:pPr>
+        <w:pStyle w:val="Heading2"/>
+        <w:spacing w:after="120" w:before="220"/>
+      </w:pPr>
+      <w:r>
+        <w:rPr>
+          <w:b/>
+          <w:bCs/>
+          <w:color w:val="4B6B59"/>
+          <w:sz w:val="24"/>
+          <w:szCs w:val="24"/>
+        </w:rPr>
+        <w:t xml:space="preserve">2.1 Modèle de branches</w:t>
+      </w:r>
+    </w:p>
+    <w:p>
+      <w:pPr>
+        <w:spacing w:after="120" w:line="276"/>
+      </w:pPr>
+      <w:r>
+        <w:rPr>
+          <w:sz w:val="21"/>
+          <w:szCs w:val="21"/>
+        </w:rPr>
+        <w:t xml:space="preserve">Le travail quotidien se fait sur develop. Les fonctionnalités et corrections partent de branches courtes, mergées dans develop par pull request. La mise en production passe par une pull request develop → main, protégée par le ruleset. Chaque livraison sur main est taguée.</w:t>
+      </w:r>
+    </w:p>
+    <w:p>
+      <w:pPr>
+        <w:spacing w:after="140" w:before="100"/>
+        <w:jc w:val="center"/>
+      </w:pPr>
+      <w:r>
+        <w:drawing>
+          <wp:inline distT="0" distB="0" distL="0" distR="0">
+            <wp:extent cx="5429250" cy="3133725"/>
+            <wp:effectExtent t="0" r="0" b="0" l="0"/>
+            <wp:docPr id="1" name="" descr="" title=""/>
+            <wp:cNvGraphicFramePr>
+              <a:graphicFrameLocks xmlns:a="http://schemas.openxmlformats.org/drawingml/2006/main" noChangeAspect="1"/>
+            </wp:cNvGraphicFramePr>
+            <a:graphic xmlns:a="http://schemas.openxmlformats.org/drawingml/2006/main">
+              <a:graphicData uri="http://schemas.openxmlformats.org/drawingml/2006/picture">
+                <pic:pic xmlns:pic="http://schemas.openxmlformats.org/drawingml/2006/picture">
+                  <pic:nvPicPr>
+                    <pic:cNvPr id="0" name="" descr=""/>
+                    <pic:cNvPicPr>
+                      <a:picLocks noChangeAspect="1" noChangeArrowheads="1"/>
+                    </pic:cNvPicPr>
+                  </pic:nvPicPr>
+                  <pic:blipFill>
+                    <a:blip r:embed="rId9" cstate="none"/>
+                    <a:srcRect/>
+                    <a:stretch>
+                      <a:fillRect/>
+                    </a:stretch>
+                  </pic:blipFill>
+                  <pic:spPr bwMode="auto">
+                    <a:xfrm>
+                      <a:off x="0" y="0"/>
+                      <a:ext cx="5429250" cy="3133725"/>
+                    </a:xfrm>
+                    <a:prstGeom prst="rect">
+                      <a:avLst/>
+                    </a:prstGeom>
+                  </pic:spPr>
+                </pic:pic>
+              </a:graphicData>
+            </a:graphic>
+          </wp:inline>
+        </w:drawing>
+      </w:r>
+    </w:p>
+    <w:p>
+      <w:pPr>
+        <w:pStyle w:val="Heading2"/>
+        <w:spacing w:after="120" w:before="220"/>
+      </w:pPr>
+      <w:r>
+        <w:rPr>
+          <w:b/>
+          <w:bCs/>
+          <w:color w:val="4B6B59"/>
+          <w:sz w:val="24"/>
+          <w:szCs w:val="24"/>
+        </w:rPr>
+        <w:t xml:space="preserve">2.2 Workflow quotidien</w:t>
+      </w:r>
+    </w:p>
+    <w:p>
+      <w:pPr>
+        <w:pStyle w:val="ListParagraph"/>
+        <w:numPr>
+          <w:ilvl w:val="0"/>
+          <w:numId w:val="2"/>
+        </w:numPr>
+        <w:spacing w:after="80"/>
+      </w:pPr>
+      <w:r>
+        <w:rPr>
+          <w:b/>
+          <w:bCs/>
+          <w:sz w:val="21"/>
+          <w:szCs w:val="21"/>
+        </w:rPr>
+        <w:t xml:space="preserve">1. </w:t>
+      </w:r>
+      <w:r>
+        <w:rPr>
+          <w:sz w:val="21"/>
+          <w:szCs w:val="21"/>
+        </w:rPr>
+        <w:t xml:space="preserve">Se synchroniser : </w:t>
+      </w:r>
+      <w:r>
+        <w:rPr>
+          <w:rFonts w:ascii="Consolas" w:cs="Consolas" w:eastAsia="Consolas" w:hAnsi="Consolas"/>
+          <w:color w:val="2C5F4A"/>
+          <w:sz w:val="19"/>
+          <w:szCs w:val="19"/>
+        </w:rPr>
+        <w:t xml:space="preserve">git checkout develop &amp;&amp; git pull</w:t>
+      </w:r>
+      <w:r>
+        <w:rPr>
+          <w:sz w:val="21"/>
+          <w:szCs w:val="21"/>
+        </w:rPr>
+        <w:t xml:space="preserve">.</w:t>
+      </w:r>
+    </w:p>
+    <w:p>
+      <w:pPr>
+        <w:pStyle w:val="ListParagraph"/>
+        <w:numPr>
+          <w:ilvl w:val="0"/>
+          <w:numId w:val="2"/>
+        </w:numPr>
+        <w:spacing w:after="80"/>
+      </w:pPr>
+      <w:r>
+        <w:rPr>
+          <w:b/>
+          <w:bCs/>
+          <w:sz w:val="21"/>
+          <w:szCs w:val="21"/>
+        </w:rPr>
+        <w:t xml:space="preserve">2. </w:t>
+      </w:r>
+      <w:r>
+        <w:rPr>
+          <w:sz w:val="21"/>
+          <w:szCs w:val="21"/>
+        </w:rPr>
+        <w:t xml:space="preserve">Créer une branche de travail : </w:t>
+      </w:r>
+      <w:r>
+        <w:rPr>
+          <w:rFonts w:ascii="Consolas" w:cs="Consolas" w:eastAsia="Consolas" w:hAnsi="Consolas"/>
+          <w:color w:val="2C5F4A"/>
+          <w:sz w:val="19"/>
+          <w:szCs w:val="19"/>
+        </w:rPr>
+        <w:t xml:space="preserve">git checkout -b feature/ma-fonctionnalite</w:t>
+      </w:r>
+      <w:r>
+        <w:rPr>
+          <w:sz w:val="21"/>
+          <w:szCs w:val="21"/>
+        </w:rPr>
+        <w:t xml:space="preserve">.</w:t>
+      </w:r>
+    </w:p>
+    <w:p>
+      <w:pPr>
+        <w:pStyle w:val="ListParagraph"/>
+        <w:numPr>
+          <w:ilvl w:val="0"/>
+          <w:numId w:val="2"/>
+        </w:numPr>
+        <w:spacing w:after="80"/>
+      </w:pPr>
+      <w:r>
+        <w:rPr>
+          <w:b/>
+          <w:bCs/>
+          <w:sz w:val="21"/>
+          <w:szCs w:val="21"/>
+        </w:rPr>
+        <w:t xml:space="preserve">3. </w:t>
+      </w:r>
+      <w:r>
+        <w:rPr>
+          <w:sz w:val="21"/>
+          <w:szCs w:val="21"/>
+        </w:rPr>
+        <w:t xml:space="preserve">Développer, committer en Conventional Commits, pousser — la CI se déclenche sur le push.</w:t>
+      </w:r>
+    </w:p>
+    <w:p>
+      <w:pPr>
+        <w:pStyle w:val="ListParagraph"/>
+        <w:numPr>
+          <w:ilvl w:val="0"/>
+          <w:numId w:val="2"/>
+        </w:numPr>
+        <w:spacing w:after="80"/>
+      </w:pPr>
+      <w:r>
+        <w:rPr>
+          <w:b/>
+          <w:bCs/>
+          <w:sz w:val="21"/>
+          <w:szCs w:val="21"/>
+        </w:rPr>
+        <w:t xml:space="preserve">4. </w:t>
+      </w:r>
+      <w:r>
+        <w:rPr>
+          <w:sz w:val="21"/>
+          <w:szCs w:val="21"/>
+        </w:rPr>
+        <w:t xml:space="preserve">Ouvrir une pull request vers </w:t>
+      </w:r>
+      <w:r>
+        <w:rPr>
+          <w:rFonts w:ascii="Consolas" w:cs="Consolas" w:eastAsia="Consolas" w:hAnsi="Consolas"/>
+          <w:color w:val="2C5F4A"/>
+          <w:sz w:val="19"/>
+          <w:szCs w:val="19"/>
+        </w:rPr>
+        <w:t xml:space="preserve">develop</w:t>
+      </w:r>
+      <w:r>
+        <w:rPr>
+          <w:sz w:val="21"/>
+          <w:szCs w:val="21"/>
+        </w:rPr>
+        <w:t xml:space="preserve"> ; attendre les checks verts, puis merger.</w:t>
+      </w:r>
+    </w:p>
+    <w:p>
+      <w:pPr>
+        <w:pStyle w:val="Heading2"/>
+        <w:spacing w:after="120" w:before="220"/>
+      </w:pPr>
+      <w:r>
+        <w:rPr>
+          <w:b/>
+          <w:bCs/>
+          <w:color w:val="4B6B59"/>
+          <w:sz w:val="24"/>
+          <w:szCs w:val="24"/>
+        </w:rPr>
+        <w:t xml:space="preserve">2.3 Procédure de release (develop → main)</w:t>
+      </w:r>
+    </w:p>
+    <w:p>
+      <w:pPr>
+        <w:pStyle w:val="ListParagraph"/>
+        <w:numPr>
+          <w:ilvl w:val="0"/>
+          <w:numId w:val="2"/>
+        </w:numPr>
+        <w:spacing w:after="80"/>
+      </w:pPr>
+      <w:r>
+        <w:rPr>
+          <w:b/>
+          <w:bCs/>
+          <w:sz w:val="21"/>
+          <w:szCs w:val="21"/>
+        </w:rPr>
+        <w:t xml:space="preserve">1. </w:t>
+      </w:r>
+      <w:r>
+        <w:rPr>
+          <w:sz w:val="21"/>
+          <w:szCs w:val="21"/>
+        </w:rPr>
+        <w:t xml:space="preserve">S'assurer que </w:t>
+      </w:r>
+      <w:r>
+        <w:rPr>
+          <w:rFonts w:ascii="Consolas" w:cs="Consolas" w:eastAsia="Consolas" w:hAnsi="Consolas"/>
+          <w:color w:val="2C5F4A"/>
+          <w:sz w:val="19"/>
+          <w:szCs w:val="19"/>
+        </w:rPr>
+        <w:t xml:space="preserve">develop</w:t>
+      </w:r>
+      <w:r>
+        <w:rPr>
+          <w:sz w:val="21"/>
+          <w:szCs w:val="21"/>
+        </w:rPr>
+        <w:t xml:space="preserve"> est à jour et vert en CI.</w:t>
+      </w:r>
+    </w:p>
+    <w:p>
+      <w:pPr>
+        <w:pStyle w:val="ListParagraph"/>
+        <w:numPr>
+          <w:ilvl w:val="0"/>
+          <w:numId w:val="2"/>
+        </w:numPr>
+        <w:spacing w:after="80"/>
+      </w:pPr>
+      <w:r>
+        <w:rPr>
+          <w:b/>
+          <w:bCs/>
+          <w:sz w:val="21"/>
+          <w:szCs w:val="21"/>
+        </w:rPr>
+        <w:t xml:space="preserve">2. </w:t>
+      </w:r>
+      <w:r>
+        <w:rPr>
+          <w:sz w:val="21"/>
+          <w:szCs w:val="21"/>
+        </w:rPr>
+        <w:t xml:space="preserve">Ouvrir une pull request </w:t>
+      </w:r>
+      <w:r>
+        <w:rPr>
+          <w:rFonts w:ascii="Consolas" w:cs="Consolas" w:eastAsia="Consolas" w:hAnsi="Consolas"/>
+          <w:color w:val="2C5F4A"/>
+          <w:sz w:val="19"/>
+          <w:szCs w:val="19"/>
+        </w:rPr>
+        <w:t xml:space="preserve">develop → main</w:t>
+      </w:r>
+      <w:r>
+        <w:rPr>
+          <w:sz w:val="21"/>
+          <w:szCs w:val="21"/>
+        </w:rPr>
+        <w:t xml:space="preserve">.</w:t>
+      </w:r>
+    </w:p>
+    <w:p>
+      <w:pPr>
+        <w:pStyle w:val="ListParagraph"/>
+        <w:numPr>
+          <w:ilvl w:val="0"/>
+          <w:numId w:val="2"/>
+        </w:numPr>
+        <w:spacing w:after="80"/>
+      </w:pPr>
+      <w:r>
+        <w:rPr>
+          <w:b/>
+          <w:bCs/>
+          <w:sz w:val="21"/>
+          <w:szCs w:val="21"/>
+        </w:rPr>
+        <w:t xml:space="preserve">3. </w:t>
+      </w:r>
+      <w:r>
+        <w:rPr>
+          <w:sz w:val="21"/>
+          <w:szCs w:val="21"/>
+        </w:rPr>
+        <w:t xml:space="preserve">Le ruleset exige que les checks requis (build/tests + Gitleaks + Trivy) passent au vert.</w:t>
+      </w:r>
+    </w:p>
+    <w:p>
+      <w:pPr>
+        <w:pStyle w:val="ListParagraph"/>
+        <w:numPr>
+          <w:ilvl w:val="0"/>
+          <w:numId w:val="2"/>
+        </w:numPr>
+        <w:spacing w:after="80"/>
+      </w:pPr>
+      <w:r>
+        <w:rPr>
+          <w:b/>
+          <w:bCs/>
+          <w:sz w:val="21"/>
+          <w:szCs w:val="21"/>
+        </w:rPr>
+        <w:t xml:space="preserve">4. </w:t>
+      </w:r>
+      <w:r>
+        <w:rPr>
+          <w:sz w:val="21"/>
+          <w:szCs w:val="21"/>
+        </w:rPr>
+        <w:t xml:space="preserve">Merger la PR — le déploiement se déclenche automatiquement.</w:t>
+      </w:r>
+    </w:p>
+    <w:p>
+      <w:pPr>
+        <w:pStyle w:val="ListParagraph"/>
+        <w:numPr>
+          <w:ilvl w:val="0"/>
+          <w:numId w:val="2"/>
+        </w:numPr>
+        <w:spacing w:after="80"/>
+      </w:pPr>
+      <w:r>
+        <w:rPr>
+          <w:b/>
+          <w:bCs/>
+          <w:sz w:val="21"/>
+          <w:szCs w:val="21"/>
+        </w:rPr>
+        <w:t xml:space="preserve">5. </w:t>
+      </w:r>
+      <w:r>
+        <w:rPr>
+          <w:sz w:val="21"/>
+          <w:szCs w:val="21"/>
+        </w:rPr>
+        <w:t xml:space="preserve">Tagger la version : </w:t>
+      </w:r>
+      <w:r>
+        <w:rPr>
+          <w:rFonts w:ascii="Consolas" w:cs="Consolas" w:eastAsia="Consolas" w:hAnsi="Consolas"/>
+          <w:color w:val="2C5F4A"/>
+          <w:sz w:val="19"/>
+          <w:szCs w:val="19"/>
+        </w:rPr>
+        <w:t xml:space="preserve">git tag -a v1.1.0 -m "…" &amp;&amp; git push origin v1.1.0</w:t>
+      </w:r>
+      <w:r>
+        <w:rPr>
+          <w:sz w:val="21"/>
+          <w:szCs w:val="21"/>
+        </w:rPr>
+        <w:t xml:space="preserve">.</w:t>
+      </w:r>
+    </w:p>
+    <w:p>
+      <w:pPr>
+        <w:spacing w:after="120" w:line="276"/>
+      </w:pPr>
+      <w:r>
+        <w:rPr>
+          <w:b/>
+          <w:bCs/>
+          <w:sz w:val="21"/>
+          <w:szCs w:val="21"/>
+        </w:rPr>
+        <w:t xml:space="preserve">Point d'attention — protection de main. </w:t>
+      </w:r>
+      <w:r>
+        <w:rPr>
+          <w:sz w:val="21"/>
+          <w:szCs w:val="21"/>
+        </w:rPr>
+        <w:t xml:space="preserve">Le nom d'un check requis dans le ruleset correspond au </w:t>
+      </w:r>
+      <w:r>
+        <w:rPr>
+          <w:b/>
+          <w:bCs/>
+          <w:sz w:val="21"/>
+          <w:szCs w:val="21"/>
+        </w:rPr>
+        <w:t xml:space="preserve">nom du job</w:t>
+      </w:r>
+      <w:r>
+        <w:rPr>
+          <w:sz w:val="21"/>
+          <w:szCs w:val="21"/>
+        </w:rPr>
+        <w:t xml:space="preserve">, sans le préfixe du workflow (l'interface affiche pourtant « Security — CVE / Gitleaks »). Un nom mal recopié laisse le check en attente à l'infini et bloque le merge.</w:t>
+      </w:r>
+    </w:p>
+    <w:p>
+      <w:pPr>
+        <w:pStyle w:val="Heading2"/>
+        <w:spacing w:after="120" w:before="220"/>
+      </w:pPr>
+      <w:r>
+        <w:rPr>
+          <w:b/>
+          <w:bCs/>
+          <w:color w:val="4B6B59"/>
+          <w:sz w:val="24"/>
+          <w:szCs w:val="24"/>
+        </w:rPr>
+        <w:t xml:space="preserve">2.4 Correctif urgent (hotfix)</w:t>
+      </w:r>
+    </w:p>
+    <w:p>
+      <w:pPr>
+        <w:spacing w:after="120" w:line="276"/>
+      </w:pPr>
+      <w:r>
+        <w:rPr>
+          <w:sz w:val="21"/>
+          <w:szCs w:val="21"/>
+        </w:rPr>
+        <w:t xml:space="preserve">Un bug critique en production ne passe pas par </w:t>
+      </w:r>
+      <w:r>
+        <w:rPr>
+          <w:rFonts w:ascii="Consolas" w:cs="Consolas" w:eastAsia="Consolas" w:hAnsi="Consolas"/>
+          <w:color w:val="2C5F4A"/>
+          <w:sz w:val="19"/>
+          <w:szCs w:val="19"/>
+        </w:rPr>
+        <w:t xml:space="preserve">develop</w:t>
+      </w:r>
+      <w:r>
+        <w:rPr>
+          <w:sz w:val="21"/>
+          <w:szCs w:val="21"/>
+        </w:rPr>
+        <w:t xml:space="preserve"> : il serait ralenti par le travail en cours. On applique le flux </w:t>
+      </w:r>
+      <w:r>
+        <w:rPr>
+          <w:b/>
+          <w:bCs/>
+          <w:sz w:val="21"/>
+          <w:szCs w:val="21"/>
+        </w:rPr>
+        <w:t xml:space="preserve">hotfix</w:t>
+      </w:r>
+      <w:r>
+        <w:rPr>
+          <w:sz w:val="21"/>
+          <w:szCs w:val="21"/>
+        </w:rPr>
+        <w:t xml:space="preserve">, visible sur le schéma ci-dessus :</w:t>
+      </w:r>
+    </w:p>
+    <w:p>
+      <w:pPr>
+        <w:pStyle w:val="ListParagraph"/>
+        <w:numPr>
+          <w:ilvl w:val="0"/>
+          <w:numId w:val="2"/>
+        </w:numPr>
+        <w:spacing w:after="80"/>
+      </w:pPr>
+      <w:r>
+        <w:rPr>
+          <w:b/>
+          <w:bCs/>
+          <w:sz w:val="21"/>
+          <w:szCs w:val="21"/>
+        </w:rPr>
+        <w:t xml:space="preserve">1. </w:t>
+      </w:r>
+      <w:r>
+        <w:rPr>
+          <w:sz w:val="21"/>
+          <w:szCs w:val="21"/>
+        </w:rPr>
+        <w:t xml:space="preserve">Créer une branche </w:t>
+      </w:r>
+      <w:r>
+        <w:rPr>
+          <w:rFonts w:ascii="Consolas" w:cs="Consolas" w:eastAsia="Consolas" w:hAnsi="Consolas"/>
+          <w:color w:val="2C5F4A"/>
+          <w:sz w:val="19"/>
+          <w:szCs w:val="19"/>
+        </w:rPr>
+        <w:t xml:space="preserve">hotfix/xxx</w:t>
+      </w:r>
+      <w:r>
+        <w:rPr>
+          <w:sz w:val="21"/>
+          <w:szCs w:val="21"/>
+        </w:rPr>
+        <w:t xml:space="preserve"> directement depuis </w:t>
+      </w:r>
+      <w:r>
+        <w:rPr>
+          <w:rFonts w:ascii="Consolas" w:cs="Consolas" w:eastAsia="Consolas" w:hAnsi="Consolas"/>
+          <w:color w:val="2C5F4A"/>
+          <w:sz w:val="19"/>
+          <w:szCs w:val="19"/>
+        </w:rPr>
+        <w:t xml:space="preserve">main</w:t>
+      </w:r>
+      <w:r>
+        <w:rPr>
+          <w:sz w:val="21"/>
+          <w:szCs w:val="21"/>
+        </w:rPr>
+        <w:t xml:space="preserve">.</w:t>
+      </w:r>
+    </w:p>
+    <w:p>
+      <w:pPr>
+        <w:pStyle w:val="ListParagraph"/>
+        <w:numPr>
+          <w:ilvl w:val="0"/>
+          <w:numId w:val="2"/>
+        </w:numPr>
+        <w:spacing w:after="80"/>
+      </w:pPr>
+      <w:r>
+        <w:rPr>
+          <w:b/>
+          <w:bCs/>
+          <w:sz w:val="21"/>
+          <w:szCs w:val="21"/>
+        </w:rPr>
+        <w:t xml:space="preserve">2. </w:t>
+      </w:r>
+      <w:r>
+        <w:rPr>
+          <w:sz w:val="21"/>
+          <w:szCs w:val="21"/>
+        </w:rPr>
+        <w:t xml:space="preserve">Corriger, ouvrir une pull request vers </w:t>
+      </w:r>
+      <w:r>
+        <w:rPr>
+          <w:rFonts w:ascii="Consolas" w:cs="Consolas" w:eastAsia="Consolas" w:hAnsi="Consolas"/>
+          <w:color w:val="2C5F4A"/>
+          <w:sz w:val="19"/>
+          <w:szCs w:val="19"/>
+        </w:rPr>
+        <w:t xml:space="preserve">main</w:t>
+      </w:r>
+      <w:r>
+        <w:rPr>
+          <w:sz w:val="21"/>
+          <w:szCs w:val="21"/>
+        </w:rPr>
+        <w:t xml:space="preserve">, checks verts, merger.</w:t>
+      </w:r>
+    </w:p>
+    <w:p>
+      <w:pPr>
+        <w:pStyle w:val="ListParagraph"/>
+        <w:numPr>
+          <w:ilvl w:val="0"/>
+          <w:numId w:val="2"/>
+        </w:numPr>
+        <w:spacing w:after="80"/>
+      </w:pPr>
+      <w:r>
+        <w:rPr>
+          <w:b/>
+          <w:bCs/>
+          <w:sz w:val="21"/>
+          <w:szCs w:val="21"/>
+        </w:rPr>
+        <w:t xml:space="preserve">3. </w:t>
+      </w:r>
+      <w:r>
+        <w:rPr>
+          <w:sz w:val="21"/>
+          <w:szCs w:val="21"/>
+        </w:rPr>
+        <w:t xml:space="preserve">Tagger le correctif (</w:t>
+      </w:r>
+      <w:r>
+        <w:rPr>
+          <w:rFonts w:ascii="Consolas" w:cs="Consolas" w:eastAsia="Consolas" w:hAnsi="Consolas"/>
+          <w:color w:val="2C5F4A"/>
+          <w:sz w:val="19"/>
+          <w:szCs w:val="19"/>
+        </w:rPr>
+        <w:t xml:space="preserve">v1.0.1</w:t>
+      </w:r>
+      <w:r>
+        <w:rPr>
+          <w:sz w:val="21"/>
+          <w:szCs w:val="21"/>
+        </w:rPr>
+        <w:t xml:space="preserve">) — le déploiement se déclenche.</w:t>
+      </w:r>
+    </w:p>
+    <w:p>
+      <w:pPr>
+        <w:pStyle w:val="ListParagraph"/>
+        <w:numPr>
+          <w:ilvl w:val="0"/>
+          <w:numId w:val="2"/>
+        </w:numPr>
+        <w:spacing w:after="80"/>
+      </w:pPr>
+      <w:r>
+        <w:rPr>
+          <w:b/>
+          <w:bCs/>
+          <w:sz w:val="21"/>
+          <w:szCs w:val="21"/>
+        </w:rPr>
+        <w:t xml:space="preserve">4. </w:t>
+      </w:r>
+      <w:r>
+        <w:rPr>
+          <w:sz w:val="21"/>
+          <w:szCs w:val="21"/>
+        </w:rPr>
+        <w:t xml:space="preserve">Reporter (backport) le correctif dans </w:t>
+      </w:r>
+      <w:r>
+        <w:rPr>
+          <w:rFonts w:ascii="Consolas" w:cs="Consolas" w:eastAsia="Consolas" w:hAnsi="Consolas"/>
+          <w:color w:val="2C5F4A"/>
+          <w:sz w:val="19"/>
+          <w:szCs w:val="19"/>
+        </w:rPr>
+        <w:t xml:space="preserve">develop</w:t>
+      </w:r>
+      <w:r>
+        <w:rPr>
+          <w:sz w:val="21"/>
+          <w:szCs w:val="21"/>
+        </w:rPr>
+        <w:t xml:space="preserve"> pour qu'il ne soit pas perdu à la prochaine release.</w:t>
+      </w:r>
+    </w:p>
+    <w:p>
+      <w:pPr>
+        <w:pageBreakBefore/>
+      </w:pPr>
+    </w:p>
+    <w:p>
+      <w:pPr>
         <w:pStyle w:val="Heading1"/>
         <w:spacing w:after="160" w:before="320"/>
       </w:pPr>
@@ -853,7 +1575,7 @@
           <w:sz w:val="30"/>
           <w:szCs w:val="30"/>
         </w:rPr>
-        <w:t xml:space="preserve">3. Intégration continue (CI)</w:t>
+        <w:t xml:space="preserve">3. Intégration et déploiement continus (CI/CD)</w:t>
       </w:r>
     </w:p>
     <w:p>
@@ -865,7 +1587,23 @@
           <w:sz w:val="21"/>
           <w:szCs w:val="21"/>
         </w:rPr>
-        <w:t xml:space="preserve">Chaque dépôt possède son pipeline CI, déclenché sur push et pull request. Trois workflows distincts par dépôt : CI fonctionnelle, sécurité, déploiement.</w:t>
+        <w:t xml:space="preserve">Chaque dépôt possède </w:t>
+      </w:r>
+      <w:r>
+        <w:rPr>
+          <w:b/>
+          <w:bCs/>
+          <w:sz w:val="21"/>
+          <w:szCs w:val="21"/>
+        </w:rPr>
+        <w:t xml:space="preserve">trois workflows GitHub Actions</w:t>
+      </w:r>
+      <w:r>
+        <w:rPr>
+          <w:sz w:val="21"/>
+          <w:szCs w:val="21"/>
+        </w:rPr>
+        <w:t xml:space="preserve"> distincts, volontairement séparés. Le tableau ci-dessous puis le détail par workflow décrivent l'ensemble.</w:t>
       </w:r>
     </w:p>
     <w:tbl>
@@ -882,7 +1620,502 @@
       </w:tblPr>
       <w:tblGrid>
         <w:gridCol w:w="2200"/>
-        <w:gridCol w:w="4626"/>
+        <w:gridCol w:w="1800"/>
+        <w:gridCol w:w="5026"/>
+      </w:tblGrid>
+      <w:tr>
+        <w:trPr>
+          <w:tblHeader/>
+        </w:trPr>
+        <w:tc>
+          <w:tcPr>
+            <w:tcW w:type="dxa" w:w="2200"/>
+            <w:tcBorders>
+              <w:top w:val="single" w:color="C9D6CE" w:sz="2"/>
+              <w:left w:val="single" w:color="C9D6CE" w:sz="2"/>
+              <w:bottom w:val="single" w:color="C9D6CE" w:sz="2"/>
+              <w:right w:val="single" w:color="C9D6CE" w:sz="2"/>
+            </w:tcBorders>
+            <w:shd w:fill="4B6B59" w:color="auto" w:val="clear"/>
+            <w:tcMar>
+              <w:top w:type="dxa" w:w="60"/>
+              <w:left w:type="dxa" w:w="100"/>
+              <w:bottom w:type="dxa" w:w="60"/>
+              <w:right w:type="dxa" w:w="100"/>
+            </w:tcMar>
+          </w:tcPr>
+          <w:p>
+            <w:r>
+              <w:rPr>
+                <w:b/>
+                <w:bCs/>
+                <w:color w:val="FFFFFF"/>
+                <w:sz w:val="19"/>
+                <w:szCs w:val="19"/>
+              </w:rPr>
+              <w:t xml:space="preserve">Workflow</w:t>
+            </w:r>
+          </w:p>
+        </w:tc>
+        <w:tc>
+          <w:tcPr>
+            <w:tcW w:type="dxa" w:w="1800"/>
+            <w:tcBorders>
+              <w:top w:val="single" w:color="C9D6CE" w:sz="2"/>
+              <w:left w:val="single" w:color="C9D6CE" w:sz="2"/>
+              <w:bottom w:val="single" w:color="C9D6CE" w:sz="2"/>
+              <w:right w:val="single" w:color="C9D6CE" w:sz="2"/>
+            </w:tcBorders>
+            <w:shd w:fill="4B6B59" w:color="auto" w:val="clear"/>
+            <w:tcMar>
+              <w:top w:type="dxa" w:w="60"/>
+              <w:left w:type="dxa" w:w="100"/>
+              <w:bottom w:type="dxa" w:w="60"/>
+              <w:right w:type="dxa" w:w="100"/>
+            </w:tcMar>
+          </w:tcPr>
+          <w:p>
+            <w:r>
+              <w:rPr>
+                <w:b/>
+                <w:bCs/>
+                <w:color w:val="FFFFFF"/>
+                <w:sz w:val="19"/>
+                <w:szCs w:val="19"/>
+              </w:rPr>
+              <w:t xml:space="preserve">Fichier</w:t>
+            </w:r>
+          </w:p>
+        </w:tc>
+        <w:tc>
+          <w:tcPr>
+            <w:tcW w:type="dxa" w:w="5026"/>
+            <w:tcBorders>
+              <w:top w:val="single" w:color="C9D6CE" w:sz="2"/>
+              <w:left w:val="single" w:color="C9D6CE" w:sz="2"/>
+              <w:bottom w:val="single" w:color="C9D6CE" w:sz="2"/>
+              <w:right w:val="single" w:color="C9D6CE" w:sz="2"/>
+            </w:tcBorders>
+            <w:shd w:fill="4B6B59" w:color="auto" w:val="clear"/>
+            <w:tcMar>
+              <w:top w:type="dxa" w:w="60"/>
+              <w:left w:type="dxa" w:w="100"/>
+              <w:bottom w:type="dxa" w:w="60"/>
+              <w:right w:type="dxa" w:w="100"/>
+            </w:tcMar>
+          </w:tcPr>
+          <w:p>
+            <w:r>
+              <w:rPr>
+                <w:b/>
+                <w:bCs/>
+                <w:color w:val="FFFFFF"/>
+                <w:sz w:val="19"/>
+                <w:szCs w:val="19"/>
+              </w:rPr>
+              <w:t xml:space="preserve">Déclencheurs</w:t>
+            </w:r>
+          </w:p>
+        </w:tc>
+      </w:tr>
+      <w:tr>
+        <w:tc>
+          <w:tcPr>
+            <w:tcW w:type="dxa" w:w="2200"/>
+            <w:tcBorders>
+              <w:top w:val="single" w:color="C9D6CE" w:sz="2"/>
+              <w:left w:val="single" w:color="C9D6CE" w:sz="2"/>
+              <w:bottom w:val="single" w:color="C9D6CE" w:sz="2"/>
+              <w:right w:val="single" w:color="C9D6CE" w:sz="2"/>
+            </w:tcBorders>
+            <w:tcMar>
+              <w:top w:type="dxa" w:w="50"/>
+              <w:left w:type="dxa" w:w="100"/>
+              <w:bottom w:type="dxa" w:w="50"/>
+              <w:right w:type="dxa" w:w="100"/>
+            </w:tcMar>
+          </w:tcPr>
+          <w:p>
+            <w:r>
+              <w:rPr>
+                <w:sz w:val="19"/>
+                <w:szCs w:val="19"/>
+              </w:rPr>
+              <w:t xml:space="preserve">CI fonctionnelle</w:t>
+            </w:r>
+          </w:p>
+        </w:tc>
+        <w:tc>
+          <w:tcPr>
+            <w:tcW w:type="dxa" w:w="1800"/>
+            <w:tcBorders>
+              <w:top w:val="single" w:color="C9D6CE" w:sz="2"/>
+              <w:left w:val="single" w:color="C9D6CE" w:sz="2"/>
+              <w:bottom w:val="single" w:color="C9D6CE" w:sz="2"/>
+              <w:right w:val="single" w:color="C9D6CE" w:sz="2"/>
+            </w:tcBorders>
+            <w:tcMar>
+              <w:top w:type="dxa" w:w="50"/>
+              <w:left w:type="dxa" w:w="100"/>
+              <w:bottom w:type="dxa" w:w="50"/>
+              <w:right w:type="dxa" w:w="100"/>
+            </w:tcMar>
+          </w:tcPr>
+          <w:p>
+            <w:r>
+              <w:rPr>
+                <w:sz w:val="19"/>
+                <w:szCs w:val="19"/>
+              </w:rPr>
+              <w:t xml:space="preserve">ci-*.yml</w:t>
+            </w:r>
+          </w:p>
+        </w:tc>
+        <w:tc>
+          <w:tcPr>
+            <w:tcW w:type="dxa" w:w="5026"/>
+            <w:tcBorders>
+              <w:top w:val="single" w:color="C9D6CE" w:sz="2"/>
+              <w:left w:val="single" w:color="C9D6CE" w:sz="2"/>
+              <w:bottom w:val="single" w:color="C9D6CE" w:sz="2"/>
+              <w:right w:val="single" w:color="C9D6CE" w:sz="2"/>
+            </w:tcBorders>
+            <w:tcMar>
+              <w:top w:type="dxa" w:w="50"/>
+              <w:left w:type="dxa" w:w="100"/>
+              <w:bottom w:type="dxa" w:w="50"/>
+              <w:right w:type="dxa" w:w="100"/>
+            </w:tcMar>
+          </w:tcPr>
+          <w:p>
+            <w:r>
+              <w:rPr>
+                <w:sz w:val="19"/>
+                <w:szCs w:val="19"/>
+              </w:rPr>
+              <w:t xml:space="preserve">push (main, develop, feature/**, fix/**) · PR · tags v*.*.*</w:t>
+            </w:r>
+          </w:p>
+        </w:tc>
+      </w:tr>
+      <w:tr>
+        <w:tc>
+          <w:tcPr>
+            <w:tcW w:type="dxa" w:w="2200"/>
+            <w:tcBorders>
+              <w:top w:val="single" w:color="C9D6CE" w:sz="2"/>
+              <w:left w:val="single" w:color="C9D6CE" w:sz="2"/>
+              <w:bottom w:val="single" w:color="C9D6CE" w:sz="2"/>
+              <w:right w:val="single" w:color="C9D6CE" w:sz="2"/>
+            </w:tcBorders>
+            <w:shd w:fill="E8EFEA" w:color="auto" w:val="clear"/>
+            <w:tcMar>
+              <w:top w:type="dxa" w:w="50"/>
+              <w:left w:type="dxa" w:w="100"/>
+              <w:bottom w:type="dxa" w:w="50"/>
+              <w:right w:type="dxa" w:w="100"/>
+            </w:tcMar>
+          </w:tcPr>
+          <w:p>
+            <w:r>
+              <w:rPr>
+                <w:sz w:val="19"/>
+                <w:szCs w:val="19"/>
+              </w:rPr>
+              <w:t xml:space="preserve">Sécurité</w:t>
+            </w:r>
+          </w:p>
+        </w:tc>
+        <w:tc>
+          <w:tcPr>
+            <w:tcW w:type="dxa" w:w="1800"/>
+            <w:tcBorders>
+              <w:top w:val="single" w:color="C9D6CE" w:sz="2"/>
+              <w:left w:val="single" w:color="C9D6CE" w:sz="2"/>
+              <w:bottom w:val="single" w:color="C9D6CE" w:sz="2"/>
+              <w:right w:val="single" w:color="C9D6CE" w:sz="2"/>
+            </w:tcBorders>
+            <w:shd w:fill="E8EFEA" w:color="auto" w:val="clear"/>
+            <w:tcMar>
+              <w:top w:type="dxa" w:w="50"/>
+              <w:left w:type="dxa" w:w="100"/>
+              <w:bottom w:type="dxa" w:w="50"/>
+              <w:right w:type="dxa" w:w="100"/>
+            </w:tcMar>
+          </w:tcPr>
+          <w:p>
+            <w:r>
+              <w:rPr>
+                <w:sz w:val="19"/>
+                <w:szCs w:val="19"/>
+              </w:rPr>
+              <w:t xml:space="preserve">security-*.yml</w:t>
+            </w:r>
+          </w:p>
+        </w:tc>
+        <w:tc>
+          <w:tcPr>
+            <w:tcW w:type="dxa" w:w="5026"/>
+            <w:tcBorders>
+              <w:top w:val="single" w:color="C9D6CE" w:sz="2"/>
+              <w:left w:val="single" w:color="C9D6CE" w:sz="2"/>
+              <w:bottom w:val="single" w:color="C9D6CE" w:sz="2"/>
+              <w:right w:val="single" w:color="C9D6CE" w:sz="2"/>
+            </w:tcBorders>
+            <w:shd w:fill="E8EFEA" w:color="auto" w:val="clear"/>
+            <w:tcMar>
+              <w:top w:type="dxa" w:w="50"/>
+              <w:left w:type="dxa" w:w="100"/>
+              <w:bottom w:type="dxa" w:w="50"/>
+              <w:right w:type="dxa" w:w="100"/>
+            </w:tcMar>
+          </w:tcPr>
+          <w:p>
+            <w:r>
+              <w:rPr>
+                <w:sz w:val="19"/>
+                <w:szCs w:val="19"/>
+              </w:rPr>
+              <w:t xml:space="preserve">push · PR · cron nocturne</w:t>
+            </w:r>
+          </w:p>
+        </w:tc>
+      </w:tr>
+      <w:tr>
+        <w:tc>
+          <w:tcPr>
+            <w:tcW w:type="dxa" w:w="2200"/>
+            <w:tcBorders>
+              <w:top w:val="single" w:color="C9D6CE" w:sz="2"/>
+              <w:left w:val="single" w:color="C9D6CE" w:sz="2"/>
+              <w:bottom w:val="single" w:color="C9D6CE" w:sz="2"/>
+              <w:right w:val="single" w:color="C9D6CE" w:sz="2"/>
+            </w:tcBorders>
+            <w:tcMar>
+              <w:top w:type="dxa" w:w="50"/>
+              <w:left w:type="dxa" w:w="100"/>
+              <w:bottom w:type="dxa" w:w="50"/>
+              <w:right w:type="dxa" w:w="100"/>
+            </w:tcMar>
+          </w:tcPr>
+          <w:p>
+            <w:r>
+              <w:rPr>
+                <w:sz w:val="19"/>
+                <w:szCs w:val="19"/>
+              </w:rPr>
+              <w:t xml:space="preserve">Déploiement</w:t>
+            </w:r>
+          </w:p>
+        </w:tc>
+        <w:tc>
+          <w:tcPr>
+            <w:tcW w:type="dxa" w:w="1800"/>
+            <w:tcBorders>
+              <w:top w:val="single" w:color="C9D6CE" w:sz="2"/>
+              <w:left w:val="single" w:color="C9D6CE" w:sz="2"/>
+              <w:bottom w:val="single" w:color="C9D6CE" w:sz="2"/>
+              <w:right w:val="single" w:color="C9D6CE" w:sz="2"/>
+            </w:tcBorders>
+            <w:tcMar>
+              <w:top w:type="dxa" w:w="50"/>
+              <w:left w:type="dxa" w:w="100"/>
+              <w:bottom w:type="dxa" w:w="50"/>
+              <w:right w:type="dxa" w:w="100"/>
+            </w:tcMar>
+          </w:tcPr>
+          <w:p>
+            <w:r>
+              <w:rPr>
+                <w:sz w:val="19"/>
+                <w:szCs w:val="19"/>
+              </w:rPr>
+              <w:t xml:space="preserve">deploy-*.yml</w:t>
+            </w:r>
+          </w:p>
+        </w:tc>
+        <w:tc>
+          <w:tcPr>
+            <w:tcW w:type="dxa" w:w="5026"/>
+            <w:tcBorders>
+              <w:top w:val="single" w:color="C9D6CE" w:sz="2"/>
+              <w:left w:val="single" w:color="C9D6CE" w:sz="2"/>
+              <w:bottom w:val="single" w:color="C9D6CE" w:sz="2"/>
+              <w:right w:val="single" w:color="C9D6CE" w:sz="2"/>
+            </w:tcBorders>
+            <w:tcMar>
+              <w:top w:type="dxa" w:w="50"/>
+              <w:left w:type="dxa" w:w="100"/>
+              <w:bottom w:type="dxa" w:w="50"/>
+              <w:right w:type="dxa" w:w="100"/>
+            </w:tcMar>
+          </w:tcPr>
+          <w:p>
+            <w:r>
+              <w:rPr>
+                <w:sz w:val="19"/>
+                <w:szCs w:val="19"/>
+              </w:rPr>
+              <w:t xml:space="preserve">après CI verte sur main · déclenchement manuel</w:t>
+            </w:r>
+          </w:p>
+        </w:tc>
+      </w:tr>
+    </w:tbl>
+    <w:p>
+      <w:pPr>
+        <w:spacing w:after="120" w:line="276"/>
+      </w:pPr>
+      <w:r>
+        <w:rPr>
+          <w:b/>
+          <w:bCs/>
+          <w:sz w:val="21"/>
+          <w:szCs w:val="21"/>
+        </w:rPr>
+        <w:t xml:space="preserve">Ce qui se lance à chaque étape. </w:t>
+      </w:r>
+      <w:r>
+        <w:rPr>
+          <w:sz w:val="21"/>
+          <w:szCs w:val="21"/>
+        </w:rPr>
+        <w:t xml:space="preserve">Le schéma ci-dessous suit le workflow Git de haut en bas : pour chaque action (push d'une branche de travail, pull request, merge sur </w:t>
+      </w:r>
+      <w:r>
+        <w:rPr>
+          <w:rFonts w:ascii="Consolas" w:cs="Consolas" w:eastAsia="Consolas" w:hAnsi="Consolas"/>
+          <w:color w:val="2C5F4A"/>
+          <w:sz w:val="19"/>
+          <w:szCs w:val="19"/>
+        </w:rPr>
+        <w:t xml:space="preserve">main</w:t>
+      </w:r>
+      <w:r>
+        <w:rPr>
+          <w:sz w:val="21"/>
+          <w:szCs w:val="21"/>
+        </w:rPr>
+        <w:t xml:space="preserve">, tag), il montre les workflows effectivement déclenchés. En bas figurent les deux déclencheurs planifiés — le cron nocturne et Dependabot — qui tournent indépendamment de toute action de l'équipe.</w:t>
+      </w:r>
+    </w:p>
+    <w:p>
+      <w:pPr>
+        <w:spacing w:after="140" w:before="100"/>
+        <w:jc w:val="center"/>
+      </w:pPr>
+      <w:r>
+        <w:drawing>
+          <wp:inline distT="0" distB="0" distL="0" distR="0">
+            <wp:extent cx="4667250" cy="4086225"/>
+            <wp:effectExtent t="0" r="0" b="0" l="0"/>
+            <wp:docPr id="1" name="" descr="" title=""/>
+            <wp:cNvGraphicFramePr>
+              <a:graphicFrameLocks xmlns:a="http://schemas.openxmlformats.org/drawingml/2006/main" noChangeAspect="1"/>
+            </wp:cNvGraphicFramePr>
+            <a:graphic xmlns:a="http://schemas.openxmlformats.org/drawingml/2006/main">
+              <a:graphicData uri="http://schemas.openxmlformats.org/drawingml/2006/picture">
+                <pic:pic xmlns:pic="http://schemas.openxmlformats.org/drawingml/2006/picture">
+                  <pic:nvPicPr>
+                    <pic:cNvPr id="0" name="" descr=""/>
+                    <pic:cNvPicPr>
+                      <a:picLocks noChangeAspect="1" noChangeArrowheads="1"/>
+                    </pic:cNvPicPr>
+                  </pic:nvPicPr>
+                  <pic:blipFill>
+                    <a:blip r:embed="rId10" cstate="none"/>
+                    <a:srcRect/>
+                    <a:stretch>
+                      <a:fillRect/>
+                    </a:stretch>
+                  </pic:blipFill>
+                  <pic:spPr bwMode="auto">
+                    <a:xfrm>
+                      <a:off x="0" y="0"/>
+                      <a:ext cx="4667250" cy="4086225"/>
+                    </a:xfrm>
+                    <a:prstGeom prst="rect">
+                      <a:avLst/>
+                    </a:prstGeom>
+                  </pic:spPr>
+                </pic:pic>
+              </a:graphicData>
+            </a:graphic>
+          </wp:inline>
+        </w:drawing>
+      </w:r>
+    </w:p>
+    <w:p>
+      <w:pPr>
+        <w:spacing w:after="120" w:line="276"/>
+      </w:pPr>
+      <w:r>
+        <w:rPr>
+          <w:sz w:val="21"/>
+          <w:szCs w:val="21"/>
+        </w:rPr>
+        <w:t xml:space="preserve">À noter : Dependabot n'est pas un workflow au sens strict — c'est un service GitHub planifié (hebdomadaire) qui </w:t>
+      </w:r>
+      <w:r>
+        <w:rPr>
+          <w:b/>
+          <w:bCs/>
+          <w:sz w:val="21"/>
+          <w:szCs w:val="21"/>
+        </w:rPr>
+        <w:t xml:space="preserve">ouvre des pull requests</w:t>
+      </w:r>
+      <w:r>
+        <w:rPr>
+          <w:sz w:val="21"/>
+          <w:szCs w:val="21"/>
+        </w:rPr>
+        <w:t xml:space="preserve"> de mise à jour. Ces PR relancent alors, comme n'importe quelle PR, la CI et le workflow de sécurité — ce qui valide automatiquement chaque montée de version avant tout merge.</w:t>
+      </w:r>
+    </w:p>
+    <w:p>
+      <w:pPr>
+        <w:pStyle w:val="Heading2"/>
+        <w:spacing w:after="120" w:before="220"/>
+      </w:pPr>
+      <w:r>
+        <w:rPr>
+          <w:b/>
+          <w:bCs/>
+          <w:color w:val="4B6B59"/>
+          <w:sz w:val="24"/>
+          <w:szCs w:val="24"/>
+        </w:rPr>
+        <w:t xml:space="preserve">3.1 CI fonctionnelle — build &amp; tests</w:t>
+      </w:r>
+    </w:p>
+    <w:p>
+      <w:pPr>
+        <w:spacing w:after="120" w:line="276"/>
+      </w:pPr>
+      <w:r>
+        <w:rPr>
+          <w:sz w:val="21"/>
+          <w:szCs w:val="21"/>
+        </w:rPr>
+        <w:t xml:space="preserve">Vérifie que le code compile et que les tests passent, sur chaque push et chaque pull request.</w:t>
+      </w:r>
+    </w:p>
+    <w:tbl>
+      <w:tblPr>
+        <w:tblW w:type="dxa" w:w="9026"/>
+        <w:tblBorders>
+          <w:top w:val="single" w:color="auto" w:sz="4"/>
+          <w:left w:val="single" w:color="auto" w:sz="4"/>
+          <w:bottom w:val="single" w:color="auto" w:sz="4"/>
+          <w:right w:val="single" w:color="auto" w:sz="4"/>
+          <w:insideH w:val="single" w:color="auto" w:sz="4"/>
+          <w:insideV w:val="single" w:color="auto" w:sz="4"/>
+        </w:tblBorders>
+      </w:tblPr>
+      <w:tblGrid>
+        <w:gridCol w:w="2000"/>
+        <w:gridCol w:w="4826"/>
         <w:gridCol w:w="2200"/>
       </w:tblGrid>
       <w:tr>
@@ -891,7 +2124,7 @@
         </w:trPr>
         <w:tc>
           <w:tcPr>
-            <w:tcW w:type="dxa" w:w="2200"/>
+            <w:tcW w:type="dxa" w:w="2000"/>
             <w:tcBorders>
               <w:top w:val="single" w:color="C9D6CE" w:sz="2"/>
               <w:left w:val="single" w:color="C9D6CE" w:sz="2"/>
@@ -921,7 +2154,7 @@
         </w:tc>
         <w:tc>
           <w:tcPr>
-            <w:tcW w:type="dxa" w:w="4626"/>
+            <w:tcW w:type="dxa" w:w="4826"/>
             <w:tcBorders>
               <w:top w:val="single" w:color="C9D6CE" w:sz="2"/>
               <w:left w:val="single" w:color="C9D6CE" w:sz="2"/>
@@ -945,7 +2178,7 @@
                 <w:sz w:val="19"/>
                 <w:szCs w:val="19"/>
               </w:rPr>
-              <w:t xml:space="preserve">Étapes CI</w:t>
+              <w:t xml:space="preserve">Étapes</w:t>
             </w:r>
           </w:p>
         </w:tc>
@@ -983,7 +2216,7 @@
       <w:tr>
         <w:tc>
           <w:tcPr>
-            <w:tcW w:type="dxa" w:w="2200"/>
+            <w:tcW w:type="dxa" w:w="2000"/>
             <w:tcBorders>
               <w:top w:val="single" w:color="C9D6CE" w:sz="2"/>
               <w:left w:val="single" w:color="C9D6CE" w:sz="2"/>
@@ -1009,27 +2242,27 @@
         </w:tc>
         <w:tc>
           <w:tcPr>
-            <w:tcW w:type="dxa" w:w="4626"/>
-            <w:tcBorders>
-              <w:top w:val="single" w:color="C9D6CE" w:sz="2"/>
-              <w:left w:val="single" w:color="C9D6CE" w:sz="2"/>
-              <w:bottom w:val="single" w:color="C9D6CE" w:sz="2"/>
-              <w:right w:val="single" w:color="C9D6CE" w:sz="2"/>
-            </w:tcBorders>
-            <w:tcMar>
-              <w:top w:type="dxa" w:w="50"/>
-              <w:left w:type="dxa" w:w="100"/>
-              <w:bottom w:type="dxa" w:w="50"/>
-              <w:right w:type="dxa" w:w="100"/>
-            </w:tcMar>
-          </w:tcPr>
-          <w:p>
-            <w:r>
-              <w:rPr>
-                <w:sz w:val="19"/>
-                <w:szCs w:val="19"/>
-              </w:rPr>
-              <w:t xml:space="preserve">mvn clean verify · JaCoCo · SonarCloud · service MySQL</w:t>
+            <w:tcW w:type="dxa" w:w="4826"/>
+            <w:tcBorders>
+              <w:top w:val="single" w:color="C9D6CE" w:sz="2"/>
+              <w:left w:val="single" w:color="C9D6CE" w:sz="2"/>
+              <w:bottom w:val="single" w:color="C9D6CE" w:sz="2"/>
+              <w:right w:val="single" w:color="C9D6CE" w:sz="2"/>
+            </w:tcBorders>
+            <w:tcMar>
+              <w:top w:type="dxa" w:w="50"/>
+              <w:left w:type="dxa" w:w="100"/>
+              <w:bottom w:type="dxa" w:w="50"/>
+              <w:right w:type="dxa" w:w="100"/>
+            </w:tcMar>
+          </w:tcPr>
+          <w:p>
+            <w:r>
+              <w:rPr>
+                <w:sz w:val="19"/>
+                <w:szCs w:val="19"/>
+              </w:rPr>
+              <w:t xml:space="preserve">mvn clean verify · JaCoCo (couverture) · SonarCloud · service MySQL</w:t>
             </w:r>
           </w:p>
         </w:tc>
@@ -1063,7 +2296,7 @@
       <w:tr>
         <w:tc>
           <w:tcPr>
-            <w:tcW w:type="dxa" w:w="2200"/>
+            <w:tcW w:type="dxa" w:w="2000"/>
             <w:tcBorders>
               <w:top w:val="single" w:color="C9D6CE" w:sz="2"/>
               <w:left w:val="single" w:color="C9D6CE" w:sz="2"/>
@@ -1090,7 +2323,7 @@
         </w:tc>
         <w:tc>
           <w:tcPr>
-            <w:tcW w:type="dxa" w:w="4626"/>
+            <w:tcW w:type="dxa" w:w="4826"/>
             <w:tcBorders>
               <w:top w:val="single" w:color="C9D6CE" w:sz="2"/>
               <w:left w:val="single" w:color="C9D6CE" w:sz="2"/>
@@ -1111,7 +2344,7 @@
                 <w:sz w:val="19"/>
                 <w:szCs w:val="19"/>
               </w:rPr>
-              <w:t xml:space="preserve">install --frozen-lockfile · lint · build Next.js</w:t>
+              <w:t xml:space="preserve">install --frozen-lockfile · lint (ESLint) · build Next.js</w:t>
             </w:r>
           </w:p>
         </w:tc>
@@ -1146,6 +2379,58 @@
       <w:tr>
         <w:tc>
           <w:tcPr>
+            <w:tcW w:type="dxa" w:w="2000"/>
+            <w:tcBorders>
+              <w:top w:val="single" w:color="C9D6CE" w:sz="2"/>
+              <w:left w:val="single" w:color="C9D6CE" w:sz="2"/>
+              <w:bottom w:val="single" w:color="C9D6CE" w:sz="2"/>
+              <w:right w:val="single" w:color="C9D6CE" w:sz="2"/>
+            </w:tcBorders>
+            <w:tcMar>
+              <w:top w:type="dxa" w:w="50"/>
+              <w:left w:type="dxa" w:w="100"/>
+              <w:bottom w:type="dxa" w:w="50"/>
+              <w:right w:type="dxa" w:w="100"/>
+            </w:tcMar>
+          </w:tcPr>
+          <w:p>
+            <w:r>
+              <w:rPr>
+                <w:sz w:val="19"/>
+                <w:szCs w:val="19"/>
+              </w:rPr>
+              <w:t xml:space="preserve">Mobile (Flutter)</w:t>
+            </w:r>
+          </w:p>
+        </w:tc>
+        <w:tc>
+          <w:tcPr>
+            <w:tcW w:type="dxa" w:w="4826"/>
+            <w:tcBorders>
+              <w:top w:val="single" w:color="C9D6CE" w:sz="2"/>
+              <w:left w:val="single" w:color="C9D6CE" w:sz="2"/>
+              <w:bottom w:val="single" w:color="C9D6CE" w:sz="2"/>
+              <w:right w:val="single" w:color="C9D6CE" w:sz="2"/>
+            </w:tcBorders>
+            <w:tcMar>
+              <w:top w:type="dxa" w:w="50"/>
+              <w:left w:type="dxa" w:w="100"/>
+              <w:bottom w:type="dxa" w:w="50"/>
+              <w:right w:type="dxa" w:w="100"/>
+            </w:tcMar>
+          </w:tcPr>
+          <w:p>
+            <w:r>
+              <w:rPr>
+                <w:sz w:val="19"/>
+                <w:szCs w:val="19"/>
+              </w:rPr>
+              <w:t xml:space="preserve">flutter analyze · flutter test · build APK release</w:t>
+            </w:r>
+          </w:p>
+        </w:tc>
+        <w:tc>
+          <w:tcPr>
             <w:tcW w:type="dxa" w:w="2200"/>
             <w:tcBorders>
               <w:top w:val="single" w:color="C9D6CE" w:sz="2"/>
@@ -1166,59 +2451,7 @@
                 <w:sz w:val="19"/>
                 <w:szCs w:val="19"/>
               </w:rPr>
-              <w:t xml:space="preserve">Mobile (Flutter)</w:t>
-            </w:r>
-          </w:p>
-        </w:tc>
-        <w:tc>
-          <w:tcPr>
-            <w:tcW w:type="dxa" w:w="4626"/>
-            <w:tcBorders>
-              <w:top w:val="single" w:color="C9D6CE" w:sz="2"/>
-              <w:left w:val="single" w:color="C9D6CE" w:sz="2"/>
-              <w:bottom w:val="single" w:color="C9D6CE" w:sz="2"/>
-              <w:right w:val="single" w:color="C9D6CE" w:sz="2"/>
-            </w:tcBorders>
-            <w:tcMar>
-              <w:top w:type="dxa" w:w="50"/>
-              <w:left w:type="dxa" w:w="100"/>
-              <w:bottom w:type="dxa" w:w="50"/>
-              <w:right w:type="dxa" w:w="100"/>
-            </w:tcMar>
-          </w:tcPr>
-          <w:p>
-            <w:r>
-              <w:rPr>
-                <w:sz w:val="19"/>
-                <w:szCs w:val="19"/>
-              </w:rPr>
-              <w:t xml:space="preserve">flutter analyze · flutter test · build APK release</w:t>
-            </w:r>
-          </w:p>
-        </w:tc>
-        <w:tc>
-          <w:tcPr>
-            <w:tcW w:type="dxa" w:w="2200"/>
-            <w:tcBorders>
-              <w:top w:val="single" w:color="C9D6CE" w:sz="2"/>
-              <w:left w:val="single" w:color="C9D6CE" w:sz="2"/>
-              <w:bottom w:val="single" w:color="C9D6CE" w:sz="2"/>
-              <w:right w:val="single" w:color="C9D6CE" w:sz="2"/>
-            </w:tcBorders>
-            <w:tcMar>
-              <w:top w:type="dxa" w:w="50"/>
-              <w:left w:type="dxa" w:w="100"/>
-              <w:bottom w:type="dxa" w:w="50"/>
-              <w:right w:type="dxa" w:w="100"/>
-            </w:tcMar>
-          </w:tcPr>
-          <w:p>
-            <w:r>
-              <w:rPr>
-                <w:sz w:val="19"/>
-                <w:szCs w:val="19"/>
-              </w:rPr>
-              <w:t xml:space="preserve">APK signé (clé debug)</w:t>
+              <w:t xml:space="preserve">APK (clé debug)</w:t>
             </w:r>
           </w:p>
         </w:tc>
@@ -1226,23 +2459,115 @@
     </w:tbl>
     <w:p>
       <w:pPr>
+        <w:pStyle w:val="Heading2"/>
+        <w:spacing w:after="120" w:before="220"/>
+      </w:pPr>
+      <w:r>
+        <w:rPr>
+          <w:b/>
+          <w:bCs/>
+          <w:color w:val="4B6B59"/>
+          <w:sz w:val="24"/>
+          <w:szCs w:val="24"/>
+        </w:rPr>
+        <w:t xml:space="preserve">3.2 Sécurité — CVE &amp; secrets</w:t>
+      </w:r>
+    </w:p>
+    <w:p>
+      <w:pPr>
         <w:spacing w:after="120" w:line="276"/>
       </w:pPr>
       <w:r>
         <w:rPr>
-          <w:b/>
-          <w:bCs/>
-          <w:sz w:val="21"/>
-          <w:szCs w:val="21"/>
-        </w:rPr>
-        <w:t xml:space="preserve">Séparation sécurité / CI. </w:t>
-      </w:r>
-      <w:r>
-        <w:rPr>
-          <w:sz w:val="21"/>
-          <w:szCs w:val="21"/>
-        </w:rPr>
-        <w:t xml:space="preserve">Les scans (Trivy, Gitleaks, OWASP Dependency Check) sont isolés dans un workflow </w:t>
+          <w:sz w:val="21"/>
+          <w:szCs w:val="21"/>
+        </w:rPr>
+        <w:t xml:space="preserve">Isolé de la CI pour qu'un scan lent ou une base CVE indisponible ne bloque jamais le build. En résumé : </w:t>
+      </w:r>
+      <w:r>
+        <w:rPr>
+          <w:b/>
+          <w:bCs/>
+          <w:sz w:val="21"/>
+          <w:szCs w:val="21"/>
+        </w:rPr>
+        <w:t xml:space="preserve">Trivy</w:t>
+      </w:r>
+      <w:r>
+        <w:rPr>
+          <w:sz w:val="21"/>
+          <w:szCs w:val="21"/>
+        </w:rPr>
+        <w:t xml:space="preserve"> (CVE des dépendances, secrets, mauvaises configurations, image Docker côté API), </w:t>
+      </w:r>
+      <w:r>
+        <w:rPr>
+          <w:b/>
+          <w:bCs/>
+          <w:sz w:val="21"/>
+          <w:szCs w:val="21"/>
+        </w:rPr>
+        <w:t xml:space="preserve">Gitleaks</w:t>
+      </w:r>
+      <w:r>
+        <w:rPr>
+          <w:sz w:val="21"/>
+          <w:szCs w:val="21"/>
+        </w:rPr>
+        <w:t xml:space="preserve"> (secrets dans l'historique git) et, sur l'API uniquement, </w:t>
+      </w:r>
+      <w:r>
+        <w:rPr>
+          <w:b/>
+          <w:bCs/>
+          <w:sz w:val="21"/>
+          <w:szCs w:val="21"/>
+        </w:rPr>
+        <w:t xml:space="preserve">OWASP Dependency Check</w:t>
+      </w:r>
+      <w:r>
+        <w:rPr>
+          <w:sz w:val="21"/>
+          <w:szCs w:val="21"/>
+        </w:rPr>
+        <w:t xml:space="preserve"> (scan NVD approfondi, nocturne). Sur les dépôts publics, les résultats sont remontés dans l'onglet Security via des rapports SARIF.</w:t>
+      </w:r>
+    </w:p>
+    <w:p>
+      <w:pPr>
+        <w:pStyle w:val="Heading2"/>
+        <w:spacing w:after="120" w:before="220"/>
+      </w:pPr>
+      <w:r>
+        <w:rPr>
+          <w:b/>
+          <w:bCs/>
+          <w:color w:val="4B6B59"/>
+          <w:sz w:val="24"/>
+          <w:szCs w:val="24"/>
+        </w:rPr>
+        <w:t xml:space="preserve">3.3 Déploiement continu (CD)</w:t>
+      </w:r>
+    </w:p>
+    <w:p>
+      <w:pPr>
+        <w:spacing w:after="120" w:line="276"/>
+      </w:pPr>
+      <w:r>
+        <w:rPr>
+          <w:sz w:val="21"/>
+          <w:szCs w:val="21"/>
+        </w:rPr>
+        <w:t xml:space="preserve">Le déploiement n'est jamais lancé manuellement depuis une branche de travail : il n'intervient qu'</w:t>
+      </w:r>
+      <w:r>
+        <w:rPr>
+          <w:b/>
+          <w:bCs/>
+          <w:sz w:val="21"/>
+          <w:szCs w:val="21"/>
+        </w:rPr>
+        <w:t xml:space="preserve">après un merge sur </w:t>
       </w:r>
       <w:r>
         <w:rPr>
@@ -1251,14 +2576,46 @@
           <w:sz w:val="19"/>
           <w:szCs w:val="19"/>
         </w:rPr>
-        <w:t xml:space="preserve">security-*.yml</w:t>
-      </w:r>
-      <w:r>
-        <w:rPr>
-          <w:sz w:val="21"/>
-          <w:szCs w:val="21"/>
-        </w:rPr>
-        <w:t xml:space="preserve"> dédié, afin qu'un scan lent ou une base de données CVE indisponible ne bloque jamais la CI fonctionnelle.</w:t>
+        <w:t xml:space="preserve">main</w:t>
+      </w:r>
+      <w:r>
+        <w:rPr>
+          <w:sz w:val="21"/>
+          <w:szCs w:val="21"/>
+        </w:rPr>
+        <w:t xml:space="preserve"> avec des checks verts</w:t>
+      </w:r>
+      <w:r>
+        <w:rPr>
+          <w:sz w:val="21"/>
+          <w:szCs w:val="21"/>
+        </w:rPr>
+        <w:t xml:space="preserve"> (étape 3 du schéma ci-dessus), ou sur un </w:t>
+      </w:r>
+      <w:r>
+        <w:rPr>
+          <w:b/>
+          <w:bCs/>
+          <w:sz w:val="21"/>
+          <w:szCs w:val="21"/>
+        </w:rPr>
+        <w:t xml:space="preserve">tag </w:t>
+      </w:r>
+      <w:r>
+        <w:rPr>
+          <w:rFonts w:ascii="Consolas" w:cs="Consolas" w:eastAsia="Consolas" w:hAnsi="Consolas"/>
+          <w:color w:val="2C5F4A"/>
+          <w:sz w:val="19"/>
+          <w:szCs w:val="19"/>
+        </w:rPr>
+        <w:t xml:space="preserve">v*.*.*</w:t>
+      </w:r>
+      <w:r>
+        <w:rPr>
+          <w:sz w:val="21"/>
+          <w:szCs w:val="21"/>
+        </w:rPr>
+        <w:t xml:space="preserve"> pour une mise en production versionnée. Chaque application a sa cible : Vercel pour le web, image GHCR pour l'API, artefact APK pour le mobile — le détail figure au §4.</w:t>
       </w:r>
     </w:p>
     <w:p>
@@ -1279,7 +2636,7 @@
           <w:sz w:val="30"/>
           <w:szCs w:val="30"/>
         </w:rPr>
-        <w:t xml:space="preserve">4. Déploiement continu (CD)</w:t>
+        <w:t xml:space="preserve">4. Déploiement par application</w:t>
       </w:r>
     </w:p>
     <w:p>
@@ -2663,6 +4020,778 @@
           <w:sz w:val="21"/>
           <w:szCs w:val="21"/>
         </w:rPr>
+        <w:t xml:space="preserve">Ressources nécessaires par environnement. </w:t>
+      </w:r>
+      <w:r>
+        <w:rPr>
+          <w:sz w:val="21"/>
+          <w:szCs w:val="21"/>
+        </w:rPr>
+        <w:t xml:space="preserve">Chaque environnement mobilise des ressources distinctes (matériel, services managés, exécutants de CI/CD) dont le coût reste maîtrisé grâce aux offres gratuites et à l'infrastructure serverless.</w:t>
+      </w:r>
+    </w:p>
+    <w:tbl>
+      <w:tblPr>
+        <w:tblW w:type="dxa" w:w="9026"/>
+        <w:tblBorders>
+          <w:top w:val="single" w:color="auto" w:sz="4"/>
+          <w:left w:val="single" w:color="auto" w:sz="4"/>
+          <w:bottom w:val="single" w:color="auto" w:sz="4"/>
+          <w:right w:val="single" w:color="auto" w:sz="4"/>
+          <w:insideH w:val="single" w:color="auto" w:sz="4"/>
+          <w:insideV w:val="single" w:color="auto" w:sz="4"/>
+        </w:tblBorders>
+      </w:tblPr>
+      <w:tblGrid>
+        <w:gridCol w:w="1900"/>
+        <w:gridCol w:w="2900"/>
+        <w:gridCol w:w="2600"/>
+        <w:gridCol w:w="1626"/>
+      </w:tblGrid>
+      <w:tr>
+        <w:trPr>
+          <w:tblHeader/>
+        </w:trPr>
+        <w:tc>
+          <w:tcPr>
+            <w:tcW w:type="dxa" w:w="1900"/>
+            <w:tcBorders>
+              <w:top w:val="single" w:color="C9D6CE" w:sz="2"/>
+              <w:left w:val="single" w:color="C9D6CE" w:sz="2"/>
+              <w:bottom w:val="single" w:color="C9D6CE" w:sz="2"/>
+              <w:right w:val="single" w:color="C9D6CE" w:sz="2"/>
+            </w:tcBorders>
+            <w:shd w:fill="4B6B59" w:color="auto" w:val="clear"/>
+            <w:tcMar>
+              <w:top w:type="dxa" w:w="60"/>
+              <w:left w:type="dxa" w:w="100"/>
+              <w:bottom w:type="dxa" w:w="60"/>
+              <w:right w:type="dxa" w:w="100"/>
+            </w:tcMar>
+          </w:tcPr>
+          <w:p>
+            <w:r>
+              <w:rPr>
+                <w:b/>
+                <w:bCs/>
+                <w:color w:val="FFFFFF"/>
+                <w:sz w:val="19"/>
+                <w:szCs w:val="19"/>
+              </w:rPr>
+              <w:t xml:space="preserve">Environnement</w:t>
+            </w:r>
+          </w:p>
+        </w:tc>
+        <w:tc>
+          <w:tcPr>
+            <w:tcW w:type="dxa" w:w="2900"/>
+            <w:tcBorders>
+              <w:top w:val="single" w:color="C9D6CE" w:sz="2"/>
+              <w:left w:val="single" w:color="C9D6CE" w:sz="2"/>
+              <w:bottom w:val="single" w:color="C9D6CE" w:sz="2"/>
+              <w:right w:val="single" w:color="C9D6CE" w:sz="2"/>
+            </w:tcBorders>
+            <w:shd w:fill="4B6B59" w:color="auto" w:val="clear"/>
+            <w:tcMar>
+              <w:top w:type="dxa" w:w="60"/>
+              <w:left w:type="dxa" w:w="100"/>
+              <w:bottom w:type="dxa" w:w="60"/>
+              <w:right w:type="dxa" w:w="100"/>
+            </w:tcMar>
+          </w:tcPr>
+          <w:p>
+            <w:r>
+              <w:rPr>
+                <w:b/>
+                <w:bCs/>
+                <w:color w:val="FFFFFF"/>
+                <w:sz w:val="19"/>
+                <w:szCs w:val="19"/>
+              </w:rPr>
+              <w:t xml:space="preserve">Hébergement / matériel</w:t>
+            </w:r>
+          </w:p>
+        </w:tc>
+        <w:tc>
+          <w:tcPr>
+            <w:tcW w:type="dxa" w:w="2600"/>
+            <w:tcBorders>
+              <w:top w:val="single" w:color="C9D6CE" w:sz="2"/>
+              <w:left w:val="single" w:color="C9D6CE" w:sz="2"/>
+              <w:bottom w:val="single" w:color="C9D6CE" w:sz="2"/>
+              <w:right w:val="single" w:color="C9D6CE" w:sz="2"/>
+            </w:tcBorders>
+            <w:shd w:fill="4B6B59" w:color="auto" w:val="clear"/>
+            <w:tcMar>
+              <w:top w:type="dxa" w:w="60"/>
+              <w:left w:type="dxa" w:w="100"/>
+              <w:bottom w:type="dxa" w:w="60"/>
+              <w:right w:type="dxa" w:w="100"/>
+            </w:tcMar>
+          </w:tcPr>
+          <w:p>
+            <w:r>
+              <w:rPr>
+                <w:b/>
+                <w:bCs/>
+                <w:color w:val="FFFFFF"/>
+                <w:sz w:val="19"/>
+                <w:szCs w:val="19"/>
+              </w:rPr>
+              <w:t xml:space="preserve">Services managés</w:t>
+            </w:r>
+          </w:p>
+        </w:tc>
+        <w:tc>
+          <w:tcPr>
+            <w:tcW w:type="dxa" w:w="1626"/>
+            <w:tcBorders>
+              <w:top w:val="single" w:color="C9D6CE" w:sz="2"/>
+              <w:left w:val="single" w:color="C9D6CE" w:sz="2"/>
+              <w:bottom w:val="single" w:color="C9D6CE" w:sz="2"/>
+              <w:right w:val="single" w:color="C9D6CE" w:sz="2"/>
+            </w:tcBorders>
+            <w:shd w:fill="4B6B59" w:color="auto" w:val="clear"/>
+            <w:tcMar>
+              <w:top w:type="dxa" w:w="60"/>
+              <w:left w:type="dxa" w:w="100"/>
+              <w:bottom w:type="dxa" w:w="60"/>
+              <w:right w:type="dxa" w:w="100"/>
+            </w:tcMar>
+          </w:tcPr>
+          <w:p>
+            <w:r>
+              <w:rPr>
+                <w:b/>
+                <w:bCs/>
+                <w:color w:val="FFFFFF"/>
+                <w:sz w:val="19"/>
+                <w:szCs w:val="19"/>
+              </w:rPr>
+              <w:t xml:space="preserve">Coût indicatif</w:t>
+            </w:r>
+          </w:p>
+        </w:tc>
+      </w:tr>
+      <w:tr>
+        <w:tc>
+          <w:tcPr>
+            <w:tcW w:type="dxa" w:w="1900"/>
+            <w:tcBorders>
+              <w:top w:val="single" w:color="C9D6CE" w:sz="2"/>
+              <w:left w:val="single" w:color="C9D6CE" w:sz="2"/>
+              <w:bottom w:val="single" w:color="C9D6CE" w:sz="2"/>
+              <w:right w:val="single" w:color="C9D6CE" w:sz="2"/>
+            </w:tcBorders>
+            <w:tcMar>
+              <w:top w:type="dxa" w:w="50"/>
+              <w:left w:type="dxa" w:w="100"/>
+              <w:bottom w:type="dxa" w:w="50"/>
+              <w:right w:type="dxa" w:w="100"/>
+            </w:tcMar>
+          </w:tcPr>
+          <w:p>
+            <w:r>
+              <w:rPr>
+                <w:sz w:val="19"/>
+                <w:szCs w:val="19"/>
+              </w:rPr>
+              <w:t xml:space="preserve">Développement</w:t>
+            </w:r>
+          </w:p>
+        </w:tc>
+        <w:tc>
+          <w:tcPr>
+            <w:tcW w:type="dxa" w:w="2900"/>
+            <w:tcBorders>
+              <w:top w:val="single" w:color="C9D6CE" w:sz="2"/>
+              <w:left w:val="single" w:color="C9D6CE" w:sz="2"/>
+              <w:bottom w:val="single" w:color="C9D6CE" w:sz="2"/>
+              <w:right w:val="single" w:color="C9D6CE" w:sz="2"/>
+            </w:tcBorders>
+            <w:tcMar>
+              <w:top w:type="dxa" w:w="50"/>
+              <w:left w:type="dxa" w:w="100"/>
+              <w:bottom w:type="dxa" w:w="50"/>
+              <w:right w:type="dxa" w:w="100"/>
+            </w:tcMar>
+          </w:tcPr>
+          <w:p>
+            <w:r>
+              <w:rPr>
+                <w:sz w:val="19"/>
+                <w:szCs w:val="19"/>
+              </w:rPr>
+              <w:t xml:space="preserve">Poste développeur — Docker Desktop (≈ 4 vCPU / 8 Go RAM)</w:t>
+            </w:r>
+          </w:p>
+        </w:tc>
+        <w:tc>
+          <w:tcPr>
+            <w:tcW w:type="dxa" w:w="2600"/>
+            <w:tcBorders>
+              <w:top w:val="single" w:color="C9D6CE" w:sz="2"/>
+              <w:left w:val="single" w:color="C9D6CE" w:sz="2"/>
+              <w:bottom w:val="single" w:color="C9D6CE" w:sz="2"/>
+              <w:right w:val="single" w:color="C9D6CE" w:sz="2"/>
+            </w:tcBorders>
+            <w:tcMar>
+              <w:top w:type="dxa" w:w="50"/>
+              <w:left w:type="dxa" w:w="100"/>
+              <w:bottom w:type="dxa" w:w="50"/>
+              <w:right w:type="dxa" w:w="100"/>
+            </w:tcMar>
+          </w:tcPr>
+          <w:p>
+            <w:r>
+              <w:rPr>
+                <w:sz w:val="19"/>
+                <w:szCs w:val="19"/>
+              </w:rPr>
+              <w:t xml:space="preserve">Aucun (tout en local)</w:t>
+            </w:r>
+          </w:p>
+        </w:tc>
+        <w:tc>
+          <w:tcPr>
+            <w:tcW w:type="dxa" w:w="1626"/>
+            <w:tcBorders>
+              <w:top w:val="single" w:color="C9D6CE" w:sz="2"/>
+              <w:left w:val="single" w:color="C9D6CE" w:sz="2"/>
+              <w:bottom w:val="single" w:color="C9D6CE" w:sz="2"/>
+              <w:right w:val="single" w:color="C9D6CE" w:sz="2"/>
+            </w:tcBorders>
+            <w:tcMar>
+              <w:top w:type="dxa" w:w="50"/>
+              <w:left w:type="dxa" w:w="100"/>
+              <w:bottom w:type="dxa" w:w="50"/>
+              <w:right w:type="dxa" w:w="100"/>
+            </w:tcMar>
+          </w:tcPr>
+          <w:p>
+            <w:r>
+              <w:rPr>
+                <w:sz w:val="19"/>
+                <w:szCs w:val="19"/>
+              </w:rPr>
+              <w:t xml:space="preserve">0 €</w:t>
+            </w:r>
+          </w:p>
+        </w:tc>
+      </w:tr>
+      <w:tr>
+        <w:tc>
+          <w:tcPr>
+            <w:tcW w:type="dxa" w:w="1900"/>
+            <w:tcBorders>
+              <w:top w:val="single" w:color="C9D6CE" w:sz="2"/>
+              <w:left w:val="single" w:color="C9D6CE" w:sz="2"/>
+              <w:bottom w:val="single" w:color="C9D6CE" w:sz="2"/>
+              <w:right w:val="single" w:color="C9D6CE" w:sz="2"/>
+            </w:tcBorders>
+            <w:shd w:fill="E8EFEA" w:color="auto" w:val="clear"/>
+            <w:tcMar>
+              <w:top w:type="dxa" w:w="50"/>
+              <w:left w:type="dxa" w:w="100"/>
+              <w:bottom w:type="dxa" w:w="50"/>
+              <w:right w:type="dxa" w:w="100"/>
+            </w:tcMar>
+          </w:tcPr>
+          <w:p>
+            <w:r>
+              <w:rPr>
+                <w:sz w:val="19"/>
+                <w:szCs w:val="19"/>
+              </w:rPr>
+              <w:t xml:space="preserve">Staging (conçu)</w:t>
+            </w:r>
+          </w:p>
+        </w:tc>
+        <w:tc>
+          <w:tcPr>
+            <w:tcW w:type="dxa" w:w="2900"/>
+            <w:tcBorders>
+              <w:top w:val="single" w:color="C9D6CE" w:sz="2"/>
+              <w:left w:val="single" w:color="C9D6CE" w:sz="2"/>
+              <w:bottom w:val="single" w:color="C9D6CE" w:sz="2"/>
+              <w:right w:val="single" w:color="C9D6CE" w:sz="2"/>
+            </w:tcBorders>
+            <w:shd w:fill="E8EFEA" w:color="auto" w:val="clear"/>
+            <w:tcMar>
+              <w:top w:type="dxa" w:w="50"/>
+              <w:left w:type="dxa" w:w="100"/>
+              <w:bottom w:type="dxa" w:w="50"/>
+              <w:right w:type="dxa" w:w="100"/>
+            </w:tcMar>
+          </w:tcPr>
+          <w:p>
+            <w:r>
+              <w:rPr>
+                <w:sz w:val="19"/>
+                <w:szCs w:val="19"/>
+              </w:rPr>
+              <w:t xml:space="preserve">VPS 2 vCPU / 4 Go / 40 Go SSD</w:t>
+            </w:r>
+          </w:p>
+        </w:tc>
+        <w:tc>
+          <w:tcPr>
+            <w:tcW w:type="dxa" w:w="2600"/>
+            <w:tcBorders>
+              <w:top w:val="single" w:color="C9D6CE" w:sz="2"/>
+              <w:left w:val="single" w:color="C9D6CE" w:sz="2"/>
+              <w:bottom w:val="single" w:color="C9D6CE" w:sz="2"/>
+              <w:right w:val="single" w:color="C9D6CE" w:sz="2"/>
+            </w:tcBorders>
+            <w:shd w:fill="E8EFEA" w:color="auto" w:val="clear"/>
+            <w:tcMar>
+              <w:top w:type="dxa" w:w="50"/>
+              <w:left w:type="dxa" w:w="100"/>
+              <w:bottom w:type="dxa" w:w="50"/>
+              <w:right w:type="dxa" w:w="100"/>
+            </w:tcMar>
+          </w:tcPr>
+          <w:p>
+            <w:r>
+              <w:rPr>
+                <w:sz w:val="19"/>
+                <w:szCs w:val="19"/>
+              </w:rPr>
+              <w:t xml:space="preserve">—</w:t>
+            </w:r>
+          </w:p>
+        </w:tc>
+        <w:tc>
+          <w:tcPr>
+            <w:tcW w:type="dxa" w:w="1626"/>
+            <w:tcBorders>
+              <w:top w:val="single" w:color="C9D6CE" w:sz="2"/>
+              <w:left w:val="single" w:color="C9D6CE" w:sz="2"/>
+              <w:bottom w:val="single" w:color="C9D6CE" w:sz="2"/>
+              <w:right w:val="single" w:color="C9D6CE" w:sz="2"/>
+            </w:tcBorders>
+            <w:shd w:fill="E8EFEA" w:color="auto" w:val="clear"/>
+            <w:tcMar>
+              <w:top w:type="dxa" w:w="50"/>
+              <w:left w:type="dxa" w:w="100"/>
+              <w:bottom w:type="dxa" w:w="50"/>
+              <w:right w:type="dxa" w:w="100"/>
+            </w:tcMar>
+          </w:tcPr>
+          <w:p>
+            <w:r>
+              <w:rPr>
+                <w:sz w:val="19"/>
+                <w:szCs w:val="19"/>
+              </w:rPr>
+              <w:t xml:space="preserve">≈ 5-10 €/mois</w:t>
+            </w:r>
+          </w:p>
+        </w:tc>
+      </w:tr>
+      <w:tr>
+        <w:tc>
+          <w:tcPr>
+            <w:tcW w:type="dxa" w:w="1900"/>
+            <w:tcBorders>
+              <w:top w:val="single" w:color="C9D6CE" w:sz="2"/>
+              <w:left w:val="single" w:color="C9D6CE" w:sz="2"/>
+              <w:bottom w:val="single" w:color="C9D6CE" w:sz="2"/>
+              <w:right w:val="single" w:color="C9D6CE" w:sz="2"/>
+            </w:tcBorders>
+            <w:tcMar>
+              <w:top w:type="dxa" w:w="50"/>
+              <w:left w:type="dxa" w:w="100"/>
+              <w:bottom w:type="dxa" w:w="50"/>
+              <w:right w:type="dxa" w:w="100"/>
+            </w:tcMar>
+          </w:tcPr>
+          <w:p>
+            <w:r>
+              <w:rPr>
+                <w:sz w:val="19"/>
+                <w:szCs w:val="19"/>
+              </w:rPr>
+              <w:t xml:space="preserve">Production — API</w:t>
+            </w:r>
+          </w:p>
+        </w:tc>
+        <w:tc>
+          <w:tcPr>
+            <w:tcW w:type="dxa" w:w="2900"/>
+            <w:tcBorders>
+              <w:top w:val="single" w:color="C9D6CE" w:sz="2"/>
+              <w:left w:val="single" w:color="C9D6CE" w:sz="2"/>
+              <w:bottom w:val="single" w:color="C9D6CE" w:sz="2"/>
+              <w:right w:val="single" w:color="C9D6CE" w:sz="2"/>
+            </w:tcBorders>
+            <w:tcMar>
+              <w:top w:type="dxa" w:w="50"/>
+              <w:left w:type="dxa" w:w="100"/>
+              <w:bottom w:type="dxa" w:w="50"/>
+              <w:right w:type="dxa" w:w="100"/>
+            </w:tcMar>
+          </w:tcPr>
+          <w:p>
+            <w:r>
+              <w:rPr>
+                <w:sz w:val="19"/>
+                <w:szCs w:val="19"/>
+              </w:rPr>
+              <w:t xml:space="preserve">VPS 2 vCPU / 4 Go / 80 Go SSD (Docker)</w:t>
+            </w:r>
+          </w:p>
+        </w:tc>
+        <w:tc>
+          <w:tcPr>
+            <w:tcW w:type="dxa" w:w="2600"/>
+            <w:tcBorders>
+              <w:top w:val="single" w:color="C9D6CE" w:sz="2"/>
+              <w:left w:val="single" w:color="C9D6CE" w:sz="2"/>
+              <w:bottom w:val="single" w:color="C9D6CE" w:sz="2"/>
+              <w:right w:val="single" w:color="C9D6CE" w:sz="2"/>
+            </w:tcBorders>
+            <w:tcMar>
+              <w:top w:type="dxa" w:w="50"/>
+              <w:left w:type="dxa" w:w="100"/>
+              <w:bottom w:type="dxa" w:w="50"/>
+              <w:right w:type="dxa" w:w="100"/>
+            </w:tcMar>
+          </w:tcPr>
+          <w:p>
+            <w:r>
+              <w:rPr>
+                <w:sz w:val="19"/>
+                <w:szCs w:val="19"/>
+              </w:rPr>
+              <w:t xml:space="preserve">GitHub Container Registry (image)</w:t>
+            </w:r>
+          </w:p>
+        </w:tc>
+        <w:tc>
+          <w:tcPr>
+            <w:tcW w:type="dxa" w:w="1626"/>
+            <w:tcBorders>
+              <w:top w:val="single" w:color="C9D6CE" w:sz="2"/>
+              <w:left w:val="single" w:color="C9D6CE" w:sz="2"/>
+              <w:bottom w:val="single" w:color="C9D6CE" w:sz="2"/>
+              <w:right w:val="single" w:color="C9D6CE" w:sz="2"/>
+            </w:tcBorders>
+            <w:tcMar>
+              <w:top w:type="dxa" w:w="50"/>
+              <w:left w:type="dxa" w:w="100"/>
+              <w:bottom w:type="dxa" w:w="50"/>
+              <w:right w:type="dxa" w:w="100"/>
+            </w:tcMar>
+          </w:tcPr>
+          <w:p>
+            <w:r>
+              <w:rPr>
+                <w:sz w:val="19"/>
+                <w:szCs w:val="19"/>
+              </w:rPr>
+              <w:t xml:space="preserve">≈ 10-15 €/mois</w:t>
+            </w:r>
+          </w:p>
+        </w:tc>
+      </w:tr>
+      <w:tr>
+        <w:tc>
+          <w:tcPr>
+            <w:tcW w:type="dxa" w:w="1900"/>
+            <w:tcBorders>
+              <w:top w:val="single" w:color="C9D6CE" w:sz="2"/>
+              <w:left w:val="single" w:color="C9D6CE" w:sz="2"/>
+              <w:bottom w:val="single" w:color="C9D6CE" w:sz="2"/>
+              <w:right w:val="single" w:color="C9D6CE" w:sz="2"/>
+            </w:tcBorders>
+            <w:shd w:fill="E8EFEA" w:color="auto" w:val="clear"/>
+            <w:tcMar>
+              <w:top w:type="dxa" w:w="50"/>
+              <w:left w:type="dxa" w:w="100"/>
+              <w:bottom w:type="dxa" w:w="50"/>
+              <w:right w:type="dxa" w:w="100"/>
+            </w:tcMar>
+          </w:tcPr>
+          <w:p>
+            <w:r>
+              <w:rPr>
+                <w:sz w:val="19"/>
+                <w:szCs w:val="19"/>
+              </w:rPr>
+              <w:t xml:space="preserve">Production — Web</w:t>
+            </w:r>
+          </w:p>
+        </w:tc>
+        <w:tc>
+          <w:tcPr>
+            <w:tcW w:type="dxa" w:w="2900"/>
+            <w:tcBorders>
+              <w:top w:val="single" w:color="C9D6CE" w:sz="2"/>
+              <w:left w:val="single" w:color="C9D6CE" w:sz="2"/>
+              <w:bottom w:val="single" w:color="C9D6CE" w:sz="2"/>
+              <w:right w:val="single" w:color="C9D6CE" w:sz="2"/>
+            </w:tcBorders>
+            <w:shd w:fill="E8EFEA" w:color="auto" w:val="clear"/>
+            <w:tcMar>
+              <w:top w:type="dxa" w:w="50"/>
+              <w:left w:type="dxa" w:w="100"/>
+              <w:bottom w:type="dxa" w:w="50"/>
+              <w:right w:type="dxa" w:w="100"/>
+            </w:tcMar>
+          </w:tcPr>
+          <w:p>
+            <w:r>
+              <w:rPr>
+                <w:sz w:val="19"/>
+                <w:szCs w:val="19"/>
+              </w:rPr>
+              <w:t xml:space="preserve">Serverless (aucun serveur à gérer)</w:t>
+            </w:r>
+          </w:p>
+        </w:tc>
+        <w:tc>
+          <w:tcPr>
+            <w:tcW w:type="dxa" w:w="2600"/>
+            <w:tcBorders>
+              <w:top w:val="single" w:color="C9D6CE" w:sz="2"/>
+              <w:left w:val="single" w:color="C9D6CE" w:sz="2"/>
+              <w:bottom w:val="single" w:color="C9D6CE" w:sz="2"/>
+              <w:right w:val="single" w:color="C9D6CE" w:sz="2"/>
+            </w:tcBorders>
+            <w:shd w:fill="E8EFEA" w:color="auto" w:val="clear"/>
+            <w:tcMar>
+              <w:top w:type="dxa" w:w="50"/>
+              <w:left w:type="dxa" w:w="100"/>
+              <w:bottom w:type="dxa" w:w="50"/>
+              <w:right w:type="dxa" w:w="100"/>
+            </w:tcMar>
+          </w:tcPr>
+          <w:p>
+            <w:r>
+              <w:rPr>
+                <w:sz w:val="19"/>
+                <w:szCs w:val="19"/>
+              </w:rPr>
+              <w:t xml:space="preserve">Vercel (CDN, build) · Supabase (médias)</w:t>
+            </w:r>
+          </w:p>
+        </w:tc>
+        <w:tc>
+          <w:tcPr>
+            <w:tcW w:type="dxa" w:w="1626"/>
+            <w:tcBorders>
+              <w:top w:val="single" w:color="C9D6CE" w:sz="2"/>
+              <w:left w:val="single" w:color="C9D6CE" w:sz="2"/>
+              <w:bottom w:val="single" w:color="C9D6CE" w:sz="2"/>
+              <w:right w:val="single" w:color="C9D6CE" w:sz="2"/>
+            </w:tcBorders>
+            <w:shd w:fill="E8EFEA" w:color="auto" w:val="clear"/>
+            <w:tcMar>
+              <w:top w:type="dxa" w:w="50"/>
+              <w:left w:type="dxa" w:w="100"/>
+              <w:bottom w:type="dxa" w:w="50"/>
+              <w:right w:type="dxa" w:w="100"/>
+            </w:tcMar>
+          </w:tcPr>
+          <w:p>
+            <w:r>
+              <w:rPr>
+                <w:sz w:val="19"/>
+                <w:szCs w:val="19"/>
+              </w:rPr>
+              <w:t xml:space="preserve">0 € (Hobby) → 20 €/mois (Pro)</w:t>
+            </w:r>
+          </w:p>
+        </w:tc>
+      </w:tr>
+      <w:tr>
+        <w:tc>
+          <w:tcPr>
+            <w:tcW w:type="dxa" w:w="1900"/>
+            <w:tcBorders>
+              <w:top w:val="single" w:color="C9D6CE" w:sz="2"/>
+              <w:left w:val="single" w:color="C9D6CE" w:sz="2"/>
+              <w:bottom w:val="single" w:color="C9D6CE" w:sz="2"/>
+              <w:right w:val="single" w:color="C9D6CE" w:sz="2"/>
+            </w:tcBorders>
+            <w:tcMar>
+              <w:top w:type="dxa" w:w="50"/>
+              <w:left w:type="dxa" w:w="100"/>
+              <w:bottom w:type="dxa" w:w="50"/>
+              <w:right w:type="dxa" w:w="100"/>
+            </w:tcMar>
+          </w:tcPr>
+          <w:p>
+            <w:r>
+              <w:rPr>
+                <w:sz w:val="19"/>
+                <w:szCs w:val="19"/>
+              </w:rPr>
+              <w:t xml:space="preserve">Production — Mobile</w:t>
+            </w:r>
+          </w:p>
+        </w:tc>
+        <w:tc>
+          <w:tcPr>
+            <w:tcW w:type="dxa" w:w="2900"/>
+            <w:tcBorders>
+              <w:top w:val="single" w:color="C9D6CE" w:sz="2"/>
+              <w:left w:val="single" w:color="C9D6CE" w:sz="2"/>
+              <w:bottom w:val="single" w:color="C9D6CE" w:sz="2"/>
+              <w:right w:val="single" w:color="C9D6CE" w:sz="2"/>
+            </w:tcBorders>
+            <w:tcMar>
+              <w:top w:type="dxa" w:w="50"/>
+              <w:left w:type="dxa" w:w="100"/>
+              <w:bottom w:type="dxa" w:w="50"/>
+              <w:right w:type="dxa" w:w="100"/>
+            </w:tcMar>
+          </w:tcPr>
+          <w:p>
+            <w:r>
+              <w:rPr>
+                <w:sz w:val="19"/>
+                <w:szCs w:val="19"/>
+              </w:rPr>
+              <w:t xml:space="preserve">Aucun serveur — artefact APK</w:t>
+            </w:r>
+          </w:p>
+        </w:tc>
+        <w:tc>
+          <w:tcPr>
+            <w:tcW w:type="dxa" w:w="2600"/>
+            <w:tcBorders>
+              <w:top w:val="single" w:color="C9D6CE" w:sz="2"/>
+              <w:left w:val="single" w:color="C9D6CE" w:sz="2"/>
+              <w:bottom w:val="single" w:color="C9D6CE" w:sz="2"/>
+              <w:right w:val="single" w:color="C9D6CE" w:sz="2"/>
+            </w:tcBorders>
+            <w:tcMar>
+              <w:top w:type="dxa" w:w="50"/>
+              <w:left w:type="dxa" w:w="100"/>
+              <w:bottom w:type="dxa" w:w="50"/>
+              <w:right w:type="dxa" w:w="100"/>
+            </w:tcMar>
+          </w:tcPr>
+          <w:p>
+            <w:r>
+              <w:rPr>
+                <w:sz w:val="19"/>
+                <w:szCs w:val="19"/>
+              </w:rPr>
+              <w:t xml:space="preserve">GitHub Actions (build + artefact)</w:t>
+            </w:r>
+          </w:p>
+        </w:tc>
+        <w:tc>
+          <w:tcPr>
+            <w:tcW w:type="dxa" w:w="1626"/>
+            <w:tcBorders>
+              <w:top w:val="single" w:color="C9D6CE" w:sz="2"/>
+              <w:left w:val="single" w:color="C9D6CE" w:sz="2"/>
+              <w:bottom w:val="single" w:color="C9D6CE" w:sz="2"/>
+              <w:right w:val="single" w:color="C9D6CE" w:sz="2"/>
+            </w:tcBorders>
+            <w:tcMar>
+              <w:top w:type="dxa" w:w="50"/>
+              <w:left w:type="dxa" w:w="100"/>
+              <w:bottom w:type="dxa" w:w="50"/>
+              <w:right w:type="dxa" w:w="100"/>
+            </w:tcMar>
+          </w:tcPr>
+          <w:p>
+            <w:r>
+              <w:rPr>
+                <w:sz w:val="19"/>
+                <w:szCs w:val="19"/>
+              </w:rPr>
+              <w:t xml:space="preserve">0 €</w:t>
+            </w:r>
+          </w:p>
+        </w:tc>
+      </w:tr>
+    </w:tbl>
+    <w:p>
+      <w:pPr>
+        <w:spacing w:after="120" w:line="276"/>
+      </w:pPr>
+      <w:r>
+        <w:rPr>
+          <w:b/>
+          <w:bCs/>
+          <w:sz w:val="21"/>
+          <w:szCs w:val="21"/>
+        </w:rPr>
+        <w:t xml:space="preserve">Ressources d'automatisation (CI/CD). </w:t>
+      </w:r>
+      <w:r>
+        <w:rPr>
+          <w:sz w:val="21"/>
+          <w:szCs w:val="21"/>
+        </w:rPr>
+        <w:t xml:space="preserve">Les workflows s'exécutent sur les </w:t>
+      </w:r>
+      <w:r>
+        <w:rPr>
+          <w:b/>
+          <w:bCs/>
+          <w:sz w:val="21"/>
+          <w:szCs w:val="21"/>
+        </w:rPr>
+        <w:t xml:space="preserve">runners GitHub Actions</w:t>
+      </w:r>
+      <w:r>
+        <w:rPr>
+          <w:sz w:val="21"/>
+          <w:szCs w:val="21"/>
+        </w:rPr>
+        <w:t xml:space="preserve"> hébergés (ubuntu-latest), </w:t>
+      </w:r>
+      <w:r>
+        <w:rPr>
+          <w:b/>
+          <w:bCs/>
+          <w:sz w:val="21"/>
+          <w:szCs w:val="21"/>
+        </w:rPr>
+        <w:t xml:space="preserve">gratuits et illimités sur dépôts publics</w:t>
+      </w:r>
+      <w:r>
+        <w:rPr>
+          <w:sz w:val="21"/>
+          <w:szCs w:val="21"/>
+        </w:rPr>
+        <w:t xml:space="preserve">. Aucune infrastructure de build à maintenir. Le seul poste de coût récurrent réel du projet est l'</w:t>
+      </w:r>
+      <w:r>
+        <w:rPr>
+          <w:b/>
+          <w:bCs/>
+          <w:sz w:val="21"/>
+          <w:szCs w:val="21"/>
+        </w:rPr>
+        <w:t xml:space="preserve">hébergement de l'API</w:t>
+      </w:r>
+      <w:r>
+        <w:rPr>
+          <w:sz w:val="21"/>
+          <w:szCs w:val="21"/>
+        </w:rPr>
+        <w:t xml:space="preserve"> (VPS) ; le web et le mobile n'engendrent aucun coût serveur.</w:t>
+      </w:r>
+    </w:p>
+    <w:p>
+      <w:pPr>
+        <w:spacing w:after="120" w:line="276"/>
+      </w:pPr>
+      <w:r>
+        <w:rPr>
+          <w:b/>
+          <w:bCs/>
+          <w:sz w:val="21"/>
+          <w:szCs w:val="21"/>
+        </w:rPr>
         <w:t xml:space="preserve">Profils Spring. </w:t>
       </w:r>
       <w:r>
@@ -3350,21 +5479,6 @@
           <w:szCs w:val="21"/>
         </w:rPr>
         <w:t xml:space="preserve"> depuis Internet, avec alerte e-mail, est nécessaire pour détecter une indisponibilité totale.</w:t>
-      </w:r>
-    </w:p>
-    <w:p>
-      <w:pPr>
-        <w:spacing w:after="120" w:line="276"/>
-      </w:pPr>
-      <w:r>
-        <w:rPr>
-          <w:i/>
-          <w:iCs/>
-          <w:color w:val="777777"/>
-          <w:sz w:val="20"/>
-          <w:szCs w:val="20"/>
-        </w:rPr>
-        <w:t xml:space="preserve">À joindre au dossier : captures d'écran du tableau de bord Grafana et de la page d'état de la sonde externe.</w:t>
       </w:r>
     </w:p>
     <w:p>
